--- a/kp/promo-klip-ruslan/КП_AI_в_кадре_промо-клип_1_мин_3_пакета.docx
+++ b/kp/promo-klip-ruslan/КП_AI_в_кадре_промо-клип_1_мин_3_пакета.docx
@@ -136,7 +136,7 @@
           <w:color w:val="6B6B6B"/>
           <w:sz w:val="20"/>
         </w:rPr>
-        <w:t>сценарий с нуля  ·  монтаж на бит  ·  от клипа до рекламной кампании</w:t>
+        <w:t>сценарий с нуля  ·  монтаж на бит  ·  бренд внутри сцен</w:t>
       </w:r>
     </w:p>
     <w:p>
@@ -197,7 +197,7 @@
                 <w:sz w:val="18"/>
                 <w:spacing w:val="12"/>
               </w:rPr>
-              <w:t>КЛИП</w:t>
+              <w:t>БАЗОВЫЙ</w:t>
             </w:r>
           </w:p>
           <w:p>
@@ -229,7 +229,7 @@
                 <w:color w:val="E6F7F5"/>
                 <w:sz w:val="18"/>
               </w:rPr>
-              <w:t>12 рабочих дней</w:t>
+              <w:t>10 рабочих дней</w:t>
             </w:r>
           </w:p>
         </w:tc>
@@ -282,7 +282,7 @@
                 <w:sz w:val="18"/>
                 <w:spacing w:val="12"/>
               </w:rPr>
-              <w:t>КЛИП + СОЦСЕТИ</w:t>
+              <w:t>ПРЕМИУМ</w:t>
             </w:r>
           </w:p>
           <w:p>
@@ -314,7 +314,7 @@
                 <w:color w:val="E6F7F5"/>
                 <w:sz w:val="18"/>
               </w:rPr>
-              <w:t>15 раб. дней · рекомендуем</w:t>
+              <w:t>12 раб. дней · рекомендуем</w:t>
             </w:r>
           </w:p>
         </w:tc>
@@ -367,7 +367,7 @@
                 <w:sz w:val="18"/>
                 <w:spacing w:val="12"/>
               </w:rPr>
-              <w:t>КАМПАНИЯ</w:t>
+              <w:t>МАКСИМУМ</w:t>
             </w:r>
           </w:p>
           <w:p>
@@ -399,7 +399,7 @@
                 <w:color w:val="E6F7F5"/>
                 <w:sz w:val="18"/>
               </w:rPr>
-              <w:t>20 рабочих дней</w:t>
+              <w:t>15 рабочих дней</w:t>
             </w:r>
           </w:p>
         </w:tc>
@@ -652,7 +652,7 @@
           <w:color w:val="101010"/>
           <w:sz w:val="22"/>
         </w:rPr>
-        <w:t>Руслан, добрый день! Да, берём целиком: придумаем сценарий и соберём минутный клип под вашу музыку. Собрали три пакета — от одного клипа до рекламной кампании вокруг него.</w:t>
+        <w:t>Руслан, добрый день! Да, берём целиком: придумаем сценарий и соберём минутный клип под вашу музыку. Собрали три пакета — отличаются глубиной проработки клипа.</w:t>
       </w:r>
     </w:p>
     <w:p>
@@ -1266,7 +1266,7 @@
           <w:color w:val="333333"/>
           <w:sz w:val="22"/>
         </w:rPr>
-        <w:t>Слушаем трек, размечаем его по секундам, предлагаем 2–3 концепции и пишем сценарий по выбранной.</w:t>
+        <w:t>Слушаем трек, размечаем его по секундам, предлагаем от одной до трёх концепций и пишем сценарий по выбранной.</w:t>
       </w:r>
     </w:p>
     <w:p>
@@ -1291,7 +1291,7 @@
           <w:color w:val="333333"/>
           <w:sz w:val="22"/>
         </w:rPr>
-        <w:t>Каждый план привязан к такту. Ключевые кадры и лист героя бренда — утверждаете, и дальше всё в этом стиле.</w:t>
+        <w:t>Каждый план привязан к такту. Ключевые кадры (в «Максимуме» — ещё и лист героя бренда) утверждаете, и дальше всё в этом стиле.</w:t>
       </w:r>
     </w:p>
     <w:p>
@@ -1341,7 +1341,7 @@
           <w:color w:val="333333"/>
           <w:sz w:val="22"/>
         </w:rPr>
-        <w:t>Склейка под трек, переходы, логотип, цвет. Затем нарезки и короткие ролики, если они в пакете.</w:t>
+        <w:t>Склейка под трек, переходы, логотип, цвет. В «Максимуме» — ещё нарезка 15 с.</w:t>
       </w:r>
     </w:p>
     <w:p>
@@ -1366,7 +1366,7 @@
           <w:color w:val="333333"/>
           <w:sz w:val="22"/>
         </w:rPr>
-        <w:t>Черновой монтаж, правки, финальные файлы под все площадки.</w:t>
+        <w:t>Черновой монтаж, правки, финальный мастер.</w:t>
       </w:r>
     </w:p>
     <w:p>
@@ -1471,7 +1471,7 @@
                 <w:color w:val="FFFFFF"/>
                 <w:sz w:val="18"/>
               </w:rPr>
-              <w:t>Клип · 125 000 ₽</w:t>
+              <w:t>Базовый · 125 000 ₽</w:t>
             </w:r>
           </w:p>
         </w:tc>
@@ -1505,7 +1505,7 @@
                 <w:color w:val="FFFFFF"/>
                 <w:sz w:val="18"/>
               </w:rPr>
-              <w:t>Клип + соцсети · 175 000 ₽</w:t>
+              <w:t>Премиум · 175 000 ₽</w:t>
             </w:r>
           </w:p>
         </w:tc>
@@ -1539,7 +1539,7 @@
                 <w:color w:val="FFFFFF"/>
                 <w:sz w:val="18"/>
               </w:rPr>
-              <w:t>Кампания · 250 000 ₽</w:t>
+              <w:t>Максимум · 250 000 ₽</w:t>
             </w:r>
           </w:p>
         </w:tc>
@@ -1577,7 +1577,7 @@
                 <w:color w:val="0E8F7D"/>
                 <w:sz w:val="19"/>
               </w:rPr>
-              <w:t>Главный клип</w:t>
+              <w:t>Клип</w:t>
             </w:r>
           </w:p>
         </w:tc>
@@ -1676,7 +1676,7 @@
                 <w:color w:val="333333"/>
                 <w:sz w:val="19"/>
               </w:rPr>
-              <w:t>1:00 + версия 30 с для рекламы</w:t>
+              <w:t>1:00 под ваш трек</w:t>
             </w:r>
           </w:p>
         </w:tc>
@@ -1747,7 +1747,7 @@
                 <w:color w:val="333333"/>
                 <w:sz w:val="19"/>
               </w:rPr>
-              <w:t>2 на выбор</w:t>
+              <w:t>1</w:t>
             </w:r>
           </w:p>
         </w:tc>
@@ -1780,7 +1780,7 @@
                 <w:color w:val="333333"/>
                 <w:sz w:val="19"/>
               </w:rPr>
-              <w:t>3 на выбор</w:t>
+              <w:t>2 на выбор</w:t>
             </w:r>
           </w:p>
         </w:tc>
@@ -1884,6 +1884,39 @@
                 <w:color w:val="333333"/>
                 <w:sz w:val="19"/>
               </w:rPr>
+              <w:t>до 20</w:t>
+            </w:r>
+          </w:p>
+        </w:tc>
+        <w:tc>
+          <w:tcPr>
+            <w:tcW w:type="dxa" w:w="2494"/>
+            <w:shd w:val="clear" w:color="auto" w:fill="E6F7F5"/>
+            <w:tcBorders>
+              <w:top w:val="single" w:sz="4" w:space="0" w:color="E2E8E6"/>
+              <w:left w:val="single" w:sz="4" w:space="0" w:color="E2E8E6"/>
+              <w:bottom w:val="single" w:sz="4" w:space="0" w:color="E2E8E6"/>
+              <w:right w:val="single" w:sz="4" w:space="0" w:color="E2E8E6"/>
+            </w:tcBorders>
+            <w:tcMar>
+              <w:top w:w="100" w:type="dxa"/>
+              <w:left w:w="140" w:type="dxa"/>
+              <w:bottom w:w="100" w:type="dxa"/>
+              <w:right w:w="140" w:type="dxa"/>
+            </w:tcMar>
+          </w:tcPr>
+          <w:p>
+            <w:pPr>
+              <w:spacing w:before="60" w:after="60" w:line="288" w:lineRule="auto"/>
+            </w:pPr>
+            <w:r>
+              <w:rPr>
+                <w:rFonts w:ascii="Arial" w:hAnsi="Arial" w:cs="Arial" w:eastAsia="Arial"/>
+                <w:b w:val="0"/>
+                <w:i w:val="0"/>
+                <w:color w:val="333333"/>
+                <w:sz w:val="19"/>
+              </w:rPr>
               <w:t>до 30</w:t>
             </w:r>
           </w:p>
@@ -1918,39 +1951,6 @@
                 <w:sz w:val="19"/>
               </w:rPr>
               <w:t>до 40</w:t>
-            </w:r>
-          </w:p>
-        </w:tc>
-        <w:tc>
-          <w:tcPr>
-            <w:tcW w:type="dxa" w:w="2494"/>
-            <w:shd w:val="clear" w:color="auto" w:fill="E6F7F5"/>
-            <w:tcBorders>
-              <w:top w:val="single" w:sz="4" w:space="0" w:color="E2E8E6"/>
-              <w:left w:val="single" w:sz="4" w:space="0" w:color="E2E8E6"/>
-              <w:bottom w:val="single" w:sz="4" w:space="0" w:color="E2E8E6"/>
-              <w:right w:val="single" w:sz="4" w:space="0" w:color="E2E8E6"/>
-            </w:tcBorders>
-            <w:tcMar>
-              <w:top w:w="100" w:type="dxa"/>
-              <w:left w:w="140" w:type="dxa"/>
-              <w:bottom w:w="100" w:type="dxa"/>
-              <w:right w:w="140" w:type="dxa"/>
-            </w:tcMar>
-          </w:tcPr>
-          <w:p>
-            <w:pPr>
-              <w:spacing w:before="60" w:after="60" w:line="288" w:lineRule="auto"/>
-            </w:pPr>
-            <w:r>
-              <w:rPr>
-                <w:rFonts w:ascii="Arial" w:hAnsi="Arial" w:cs="Arial" w:eastAsia="Arial"/>
-                <w:b w:val="0"/>
-                <w:i w:val="0"/>
-                <w:color w:val="333333"/>
-                <w:sz w:val="19"/>
-              </w:rPr>
-              <w:t>до 50</w:t>
             </w:r>
           </w:p>
         </w:tc>
@@ -2021,7 +2021,7 @@
                 <w:color w:val="333333"/>
                 <w:sz w:val="19"/>
               </w:rPr>
-              <w:t>4 кадра</w:t>
+              <w:t>2 кадра</w:t>
             </w:r>
           </w:p>
         </w:tc>
@@ -2054,7 +2054,7 @@
                 <w:color w:val="333333"/>
                 <w:sz w:val="19"/>
               </w:rPr>
-              <w:t>5 кадров в двух вариантах стиля</w:t>
+              <w:t>3 кадра</w:t>
             </w:r>
           </w:p>
         </w:tc>
@@ -2087,7 +2087,7 @@
                 <w:color w:val="333333"/>
                 <w:sz w:val="19"/>
               </w:rPr>
-              <w:t>6 кадров в двух вариантах стиля</w:t>
+              <w:t>4 кадра</w:t>
             </w:r>
           </w:p>
         </w:tc>
@@ -2125,7 +2125,7 @@
                 <w:color w:val="0E8F7D"/>
                 <w:sz w:val="19"/>
               </w:rPr>
-              <w:t>Герой бренда</w:t>
+              <w:t>Бренд в кадре</w:t>
             </w:r>
           </w:p>
         </w:tc>
@@ -2158,7 +2158,7 @@
                 <w:color w:val="333333"/>
                 <w:sz w:val="19"/>
               </w:rPr>
-              <w:t>—</w:t>
+              <w:t>Логотип в финале</w:t>
             </w:r>
           </w:p>
         </w:tc>
@@ -2191,7 +2191,7 @@
                 <w:color w:val="333333"/>
                 <w:sz w:val="19"/>
               </w:rPr>
-              <w:t>Единый персонаж через весь клип</w:t>
+              <w:t>Логотип и продукт внутри сцен</w:t>
             </w:r>
           </w:p>
         </w:tc>
@@ -2224,7 +2224,7 @@
                 <w:color w:val="333333"/>
                 <w:sz w:val="19"/>
               </w:rPr>
-              <w:t>Единый персонаж во всех роликах</w:t>
+              <w:t>Логотип, продукт и единый герой бренда через весь клип</w:t>
             </w:r>
           </w:p>
         </w:tc>
@@ -2295,7 +2295,7 @@
                 <w:color w:val="333333"/>
                 <w:sz w:val="19"/>
               </w:rPr>
-              <w:t>На бит, переходы через объекты</w:t>
+              <w:t>На бит, простые склейки</w:t>
             </w:r>
           </w:p>
         </w:tc>
@@ -2361,7 +2361,7 @@
                 <w:color w:val="333333"/>
                 <w:sz w:val="19"/>
               </w:rPr>
-              <w:t>На бит + VFX-переходы</w:t>
+              <w:t>На бит, переходы через объекты и движение камеры</w:t>
             </w:r>
           </w:p>
         </w:tc>
@@ -2432,7 +2432,7 @@
                 <w:color w:val="333333"/>
                 <w:sz w:val="19"/>
               </w:rPr>
-              <w:t>Логотип, плашка, единый цвет</w:t>
+              <w:t>Логотип, единый цвет</w:t>
             </w:r>
           </w:p>
         </w:tc>
@@ -2465,7 +2465,7 @@
                 <w:color w:val="333333"/>
                 <w:sz w:val="19"/>
               </w:rPr>
-              <w:t>Анимированная типографика, покадровый цвет</w:t>
+              <w:t>Финальная плашка, единый цвет</w:t>
             </w:r>
           </w:p>
         </w:tc>
@@ -2635,7 +2635,7 @@
                 <w:color w:val="333333"/>
                 <w:sz w:val="19"/>
               </w:rPr>
-              <w:t>Ваш трек + саунд-дизайн: акценты, переходы</w:t>
+              <w:t>Ваш трек + саунд-дизайн акцентов</w:t>
             </w:r>
           </w:p>
         </w:tc>
@@ -2673,7 +2673,7 @@
                 <w:color w:val="0E8F7D"/>
                 <w:sz w:val="19"/>
               </w:rPr>
-              <w:t>Форматы</w:t>
+              <w:t>Разрешение</w:t>
             </w:r>
           </w:p>
         </w:tc>
@@ -2706,7 +2706,7 @@
                 <w:color w:val="333333"/>
                 <w:sz w:val="19"/>
               </w:rPr>
-              <w:t>4K + Full HD, 16:9 и 9:16</w:t>
+              <w:t>Full HD</w:t>
             </w:r>
           </w:p>
         </w:tc>
@@ -2739,7 +2739,7 @@
                 <w:color w:val="333333"/>
                 <w:sz w:val="19"/>
               </w:rPr>
-              <w:t>4K + Full HD, 16:9 и 9:16</w:t>
+              <w:t>4K</w:t>
             </w:r>
           </w:p>
         </w:tc>
@@ -2772,7 +2772,7 @@
                 <w:color w:val="333333"/>
                 <w:sz w:val="19"/>
               </w:rPr>
-              <w:t>4K + Full HD, 16:9, 9:16 и 1:1</w:t>
+              <w:t>4K</w:t>
             </w:r>
           </w:p>
         </w:tc>
@@ -2810,7 +2810,40 @@
                 <w:color w:val="0E8F7D"/>
                 <w:sz w:val="19"/>
               </w:rPr>
-              <w:t>Для соцсетей</w:t>
+              <w:t>Дополнительно</w:t>
+            </w:r>
+          </w:p>
+        </w:tc>
+        <w:tc>
+          <w:tcPr>
+            <w:tcW w:type="dxa" w:w="2494"/>
+            <w:shd w:val="clear" w:color="auto" w:fill="FFFFFF"/>
+            <w:tcBorders>
+              <w:top w:val="single" w:sz="4" w:space="0" w:color="E2E8E6"/>
+              <w:left w:val="single" w:sz="4" w:space="0" w:color="E2E8E6"/>
+              <w:bottom w:val="single" w:sz="4" w:space="0" w:color="E2E8E6"/>
+              <w:right w:val="single" w:sz="4" w:space="0" w:color="E2E8E6"/>
+            </w:tcBorders>
+            <w:tcMar>
+              <w:top w:w="100" w:type="dxa"/>
+              <w:left w:w="140" w:type="dxa"/>
+              <w:bottom w:w="100" w:type="dxa"/>
+              <w:right w:w="140" w:type="dxa"/>
+            </w:tcMar>
+          </w:tcPr>
+          <w:p>
+            <w:pPr>
+              <w:spacing w:before="60" w:after="60" w:line="288" w:lineRule="auto"/>
+            </w:pPr>
+            <w:r>
+              <w:rPr>
+                <w:rFonts w:ascii="Arial" w:hAnsi="Arial" w:cs="Arial" w:eastAsia="Arial"/>
+                <w:b w:val="0"/>
+                <w:i w:val="0"/>
+                <w:color w:val="333333"/>
+                <w:sz w:val="19"/>
+              </w:rPr>
+              <w:t>—</w:t>
             </w:r>
           </w:p>
         </w:tc>
@@ -2876,40 +2909,7 @@
                 <w:color w:val="333333"/>
                 <w:sz w:val="19"/>
               </w:rPr>
-              <w:t>3 нарезки по 15 с + обложки</w:t>
-            </w:r>
-          </w:p>
-        </w:tc>
-        <w:tc>
-          <w:tcPr>
-            <w:tcW w:type="dxa" w:w="2494"/>
-            <w:shd w:val="clear" w:color="auto" w:fill="FFFFFF"/>
-            <w:tcBorders>
-              <w:top w:val="single" w:sz="4" w:space="0" w:color="E2E8E6"/>
-              <w:left w:val="single" w:sz="4" w:space="0" w:color="E2E8E6"/>
-              <w:bottom w:val="single" w:sz="4" w:space="0" w:color="E2E8E6"/>
-              <w:right w:val="single" w:sz="4" w:space="0" w:color="E2E8E6"/>
-            </w:tcBorders>
-            <w:tcMar>
-              <w:top w:w="100" w:type="dxa"/>
-              <w:left w:w="140" w:type="dxa"/>
-              <w:bottom w:w="100" w:type="dxa"/>
-              <w:right w:w="140" w:type="dxa"/>
-            </w:tcMar>
-          </w:tcPr>
-          <w:p>
-            <w:pPr>
-              <w:spacing w:before="60" w:after="60" w:line="288" w:lineRule="auto"/>
-            </w:pPr>
-            <w:r>
-              <w:rPr>
-                <w:rFonts w:ascii="Arial" w:hAnsi="Arial" w:cs="Arial" w:eastAsia="Arial"/>
-                <w:b w:val="0"/>
-                <w:i w:val="0"/>
-                <w:color w:val="333333"/>
-                <w:sz w:val="19"/>
-              </w:rPr>
-              <w:t>3 нарезки + 5 отдельных роликов по 15 с с новыми сценами</w:t>
+              <w:t>Нарезка 15 с для рекламы</w:t>
             </w:r>
           </w:p>
         </w:tc>
@@ -2980,6 +2980,39 @@
                 <w:color w:val="333333"/>
                 <w:sz w:val="19"/>
               </w:rPr>
+              <w:t>4</w:t>
+            </w:r>
+          </w:p>
+        </w:tc>
+        <w:tc>
+          <w:tcPr>
+            <w:tcW w:type="dxa" w:w="2494"/>
+            <w:shd w:val="clear" w:color="auto" w:fill="E6F7F5"/>
+            <w:tcBorders>
+              <w:top w:val="single" w:sz="4" w:space="0" w:color="E2E8E6"/>
+              <w:left w:val="single" w:sz="4" w:space="0" w:color="E2E8E6"/>
+              <w:bottom w:val="single" w:sz="4" w:space="0" w:color="E2E8E6"/>
+              <w:right w:val="single" w:sz="4" w:space="0" w:color="E2E8E6"/>
+            </w:tcBorders>
+            <w:tcMar>
+              <w:top w:w="100" w:type="dxa"/>
+              <w:left w:w="140" w:type="dxa"/>
+              <w:bottom w:w="100" w:type="dxa"/>
+              <w:right w:w="140" w:type="dxa"/>
+            </w:tcMar>
+          </w:tcPr>
+          <w:p>
+            <w:pPr>
+              <w:spacing w:before="60" w:after="60" w:line="288" w:lineRule="auto"/>
+            </w:pPr>
+            <w:r>
+              <w:rPr>
+                <w:rFonts w:ascii="Arial" w:hAnsi="Arial" w:cs="Arial" w:eastAsia="Arial"/>
+                <w:b w:val="0"/>
+                <w:i w:val="0"/>
+                <w:color w:val="333333"/>
+                <w:sz w:val="19"/>
+              </w:rPr>
               <w:t>6</w:t>
             </w:r>
           </w:p>
@@ -3014,39 +3047,6 @@
                 <w:sz w:val="19"/>
               </w:rPr>
               <w:t>10</w:t>
-            </w:r>
-          </w:p>
-        </w:tc>
-        <w:tc>
-          <w:tcPr>
-            <w:tcW w:type="dxa" w:w="2494"/>
-            <w:shd w:val="clear" w:color="auto" w:fill="E6F7F5"/>
-            <w:tcBorders>
-              <w:top w:val="single" w:sz="4" w:space="0" w:color="E2E8E6"/>
-              <w:left w:val="single" w:sz="4" w:space="0" w:color="E2E8E6"/>
-              <w:bottom w:val="single" w:sz="4" w:space="0" w:color="E2E8E6"/>
-              <w:right w:val="single" w:sz="4" w:space="0" w:color="E2E8E6"/>
-            </w:tcBorders>
-            <w:tcMar>
-              <w:top w:w="100" w:type="dxa"/>
-              <w:left w:w="140" w:type="dxa"/>
-              <w:bottom w:w="100" w:type="dxa"/>
-              <w:right w:w="140" w:type="dxa"/>
-            </w:tcMar>
-          </w:tcPr>
-          <w:p>
-            <w:pPr>
-              <w:spacing w:before="60" w:after="60" w:line="288" w:lineRule="auto"/>
-            </w:pPr>
-            <w:r>
-              <w:rPr>
-                <w:rFonts w:ascii="Arial" w:hAnsi="Arial" w:cs="Arial" w:eastAsia="Arial"/>
-                <w:b w:val="0"/>
-                <w:i w:val="0"/>
-                <w:color w:val="333333"/>
-                <w:sz w:val="19"/>
-              </w:rPr>
-              <w:t>15</w:t>
             </w:r>
           </w:p>
         </w:tc>
@@ -3183,7 +3183,7 @@
                 <w:color w:val="333333"/>
                 <w:sz w:val="19"/>
               </w:rPr>
-              <w:t>Отдельный продюсер, приоритет в очереди</w:t>
+              <w:t>Продюсер на связи</w:t>
             </w:r>
           </w:p>
         </w:tc>
@@ -3254,6 +3254,39 @@
                 <w:color w:val="333333"/>
                 <w:sz w:val="19"/>
               </w:rPr>
+              <w:t>10 рабочих дней</w:t>
+            </w:r>
+          </w:p>
+        </w:tc>
+        <w:tc>
+          <w:tcPr>
+            <w:tcW w:type="dxa" w:w="2494"/>
+            <w:shd w:val="clear" w:color="auto" w:fill="E6F7F5"/>
+            <w:tcBorders>
+              <w:top w:val="single" w:sz="4" w:space="0" w:color="E2E8E6"/>
+              <w:left w:val="single" w:sz="4" w:space="0" w:color="E2E8E6"/>
+              <w:bottom w:val="single" w:sz="4" w:space="0" w:color="E2E8E6"/>
+              <w:right w:val="single" w:sz="4" w:space="0" w:color="E2E8E6"/>
+            </w:tcBorders>
+            <w:tcMar>
+              <w:top w:w="100" w:type="dxa"/>
+              <w:left w:w="140" w:type="dxa"/>
+              <w:bottom w:w="100" w:type="dxa"/>
+              <w:right w:w="140" w:type="dxa"/>
+            </w:tcMar>
+          </w:tcPr>
+          <w:p>
+            <w:pPr>
+              <w:spacing w:before="60" w:after="60" w:line="288" w:lineRule="auto"/>
+            </w:pPr>
+            <w:r>
+              <w:rPr>
+                <w:rFonts w:ascii="Arial" w:hAnsi="Arial" w:cs="Arial" w:eastAsia="Arial"/>
+                <w:b w:val="0"/>
+                <w:i w:val="0"/>
+                <w:color w:val="333333"/>
+                <w:sz w:val="19"/>
+              </w:rPr>
               <w:t>12 рабочих дней</w:t>
             </w:r>
           </w:p>
@@ -3291,39 +3324,6 @@
             </w:r>
           </w:p>
         </w:tc>
-        <w:tc>
-          <w:tcPr>
-            <w:tcW w:type="dxa" w:w="2494"/>
-            <w:shd w:val="clear" w:color="auto" w:fill="E6F7F5"/>
-            <w:tcBorders>
-              <w:top w:val="single" w:sz="4" w:space="0" w:color="E2E8E6"/>
-              <w:left w:val="single" w:sz="4" w:space="0" w:color="E2E8E6"/>
-              <w:bottom w:val="single" w:sz="4" w:space="0" w:color="E2E8E6"/>
-              <w:right w:val="single" w:sz="4" w:space="0" w:color="E2E8E6"/>
-            </w:tcBorders>
-            <w:tcMar>
-              <w:top w:w="100" w:type="dxa"/>
-              <w:left w:w="140" w:type="dxa"/>
-              <w:bottom w:w="100" w:type="dxa"/>
-              <w:right w:w="140" w:type="dxa"/>
-            </w:tcMar>
-          </w:tcPr>
-          <w:p>
-            <w:pPr>
-              <w:spacing w:before="60" w:after="60" w:line="288" w:lineRule="auto"/>
-            </w:pPr>
-            <w:r>
-              <w:rPr>
-                <w:rFonts w:ascii="Arial" w:hAnsi="Arial" w:cs="Arial" w:eastAsia="Arial"/>
-                <w:b w:val="0"/>
-                <w:i w:val="0"/>
-                <w:color w:val="333333"/>
-                <w:sz w:val="19"/>
-              </w:rPr>
-              <w:t>20 рабочих дней</w:t>
-            </w:r>
-          </w:p>
-        </w:tc>
       </w:tr>
     </w:tbl>
     <w:p>
@@ -3338,7 +3338,7 @@
           <w:color w:val="6B6B6B"/>
           <w:sz w:val="19"/>
         </w:rPr>
-        <w:t>Нарезка — фрагмент главного клипа, перемонтированный под 15 с. Отдельный ролик — новые сцены в стиле клипа, со своим мини-сюжетом: под тесты рекламы и регулярный постинг. Правка — одно конкретное изменение. Цена без НДС — студия работает на УСН. Дополнительных счетов сверх согласованного объёма не выставляем.</w:t>
+        <w:t>Нарезка — фрагмент клипа, перемонтированный под 15 с для рекламы. Правка — одно конкретное изменение: заменить план, поправить надпись, сдвинуть склейку. Цена без НДС — студия работает на УСН. Дополнительных счетов сверх согласованного объёма не выставляем.</w:t>
       </w:r>
     </w:p>
     <w:p>
@@ -3444,7 +3444,7 @@
                 <w:color w:val="FFFFFF"/>
                 <w:sz w:val="20"/>
               </w:rPr>
-              <w:t>Клип</w:t>
+              <w:t>Базовый</w:t>
             </w:r>
           </w:p>
         </w:tc>
@@ -3479,7 +3479,7 @@
                 <w:color w:val="FFFFFF"/>
                 <w:sz w:val="20"/>
               </w:rPr>
-              <w:t>Клип + соцсети</w:t>
+              <w:t>Премиум</w:t>
             </w:r>
           </w:p>
         </w:tc>
@@ -3514,7 +3514,7 @@
                 <w:color w:val="FFFFFF"/>
                 <w:sz w:val="20"/>
               </w:rPr>
-              <w:t>Кампания</w:t>
+              <w:t>Максимум</w:t>
             </w:r>
           </w:p>
         </w:tc>
@@ -3982,10 +3982,10 @@
         <w:tblLayout w:type="fixed"/>
       </w:tblPr>
       <w:tblGrid>
-        <w:gridCol w:w="5102"/>
-        <w:gridCol w:w="1417"/>
-        <w:gridCol w:w="1417"/>
-        <w:gridCol w:w="1417"/>
+        <w:gridCol w:w="4592"/>
+        <w:gridCol w:w="1587"/>
+        <w:gridCol w:w="1587"/>
+        <w:gridCol w:w="1587"/>
       </w:tblGrid>
       <w:tr>
         <w:trPr>
@@ -3994,7 +3994,7 @@
         </w:trPr>
         <w:tc>
           <w:tcPr>
-            <w:tcW w:type="dxa" w:w="5102"/>
+            <w:tcW w:type="dxa" w:w="4592"/>
             <w:shd w:val="clear" w:color="auto" w:fill="0E8F7D"/>
             <w:tcBorders>
               <w:top w:val="single" w:sz="4" w:space="0" w:color="0E8F7D"/>
@@ -4028,7 +4028,7 @@
         </w:tc>
         <w:tc>
           <w:tcPr>
-            <w:tcW w:type="dxa" w:w="1417"/>
+            <w:tcW w:type="dxa" w:w="1587"/>
             <w:shd w:val="clear" w:color="auto" w:fill="0E8F7D"/>
             <w:tcBorders>
               <w:top w:val="single" w:sz="4" w:space="0" w:color="0E8F7D"/>
@@ -4056,13 +4056,13 @@
                 <w:color w:val="FFFFFF"/>
                 <w:sz w:val="19"/>
               </w:rPr>
-              <w:t>Клип</w:t>
+              <w:t>Базовый</w:t>
             </w:r>
           </w:p>
         </w:tc>
         <w:tc>
           <w:tcPr>
-            <w:tcW w:type="dxa" w:w="1417"/>
+            <w:tcW w:type="dxa" w:w="1587"/>
             <w:shd w:val="clear" w:color="auto" w:fill="0E8F7D"/>
             <w:tcBorders>
               <w:top w:val="single" w:sz="4" w:space="0" w:color="0E8F7D"/>
@@ -4090,13 +4090,13 @@
                 <w:color w:val="FFFFFF"/>
                 <w:sz w:val="19"/>
               </w:rPr>
-              <w:t>+ соцсети</w:t>
+              <w:t>Премиум</w:t>
             </w:r>
           </w:p>
         </w:tc>
         <w:tc>
           <w:tcPr>
-            <w:tcW w:type="dxa" w:w="1417"/>
+            <w:tcW w:type="dxa" w:w="1587"/>
             <w:shd w:val="clear" w:color="auto" w:fill="0E8F7D"/>
             <w:tcBorders>
               <w:top w:val="single" w:sz="4" w:space="0" w:color="0E8F7D"/>
@@ -4124,7 +4124,7 @@
                 <w:color w:val="FFFFFF"/>
                 <w:sz w:val="19"/>
               </w:rPr>
-              <w:t>Кампания</w:t>
+              <w:t>Максимум</w:t>
             </w:r>
           </w:p>
         </w:tc>
@@ -4135,7 +4135,7 @@
         </w:trPr>
         <w:tc>
           <w:tcPr>
-            <w:tcW w:type="dxa" w:w="5102"/>
+            <w:tcW w:type="dxa" w:w="4592"/>
             <w:shd w:val="clear" w:color="auto" w:fill="E6F7F5"/>
             <w:tcBorders>
               <w:top w:val="single" w:sz="4" w:space="0" w:color="E2E8E6"/>
@@ -4168,7 +4168,7 @@
         </w:tc>
         <w:tc>
           <w:tcPr>
-            <w:tcW w:type="dxa" w:w="1417"/>
+            <w:tcW w:type="dxa" w:w="1587"/>
             <w:shd w:val="clear" w:color="auto" w:fill="E6F7F5"/>
             <w:tcBorders>
               <w:top w:val="single" w:sz="4" w:space="0" w:color="E2E8E6"/>
@@ -4201,7 +4201,7 @@
         </w:tc>
         <w:tc>
           <w:tcPr>
-            <w:tcW w:type="dxa" w:w="1417"/>
+            <w:tcW w:type="dxa" w:w="1587"/>
             <w:shd w:val="clear" w:color="auto" w:fill="E6F7F5"/>
             <w:tcBorders>
               <w:top w:val="single" w:sz="4" w:space="0" w:color="E2E8E6"/>
@@ -4228,13 +4228,13 @@
                 <w:color w:val="333333"/>
                 <w:sz w:val="20"/>
               </w:rPr>
-              <w:t>3</w:t>
+              <w:t>2</w:t>
             </w:r>
           </w:p>
         </w:tc>
         <w:tc>
           <w:tcPr>
-            <w:tcW w:type="dxa" w:w="1417"/>
+            <w:tcW w:type="dxa" w:w="1587"/>
             <w:shd w:val="clear" w:color="auto" w:fill="E6F7F5"/>
             <w:tcBorders>
               <w:top w:val="single" w:sz="4" w:space="0" w:color="E2E8E6"/>
@@ -4272,7 +4272,7 @@
         </w:trPr>
         <w:tc>
           <w:tcPr>
-            <w:tcW w:type="dxa" w:w="5102"/>
+            <w:tcW w:type="dxa" w:w="4592"/>
             <w:shd w:val="clear" w:color="auto" w:fill="FFFFFF"/>
             <w:tcBorders>
               <w:top w:val="single" w:sz="4" w:space="0" w:color="E2E8E6"/>
@@ -4299,13 +4299,46 @@
                 <w:color w:val="0E8F7D"/>
                 <w:sz w:val="20"/>
               </w:rPr>
-              <w:t>Раскадровка, стилевые кадры, герой бренда</w:t>
+              <w:t>Раскадровка и стилевые кадры</w:t>
             </w:r>
           </w:p>
         </w:tc>
         <w:tc>
           <w:tcPr>
-            <w:tcW w:type="dxa" w:w="1417"/>
+            <w:tcW w:type="dxa" w:w="1587"/>
+            <w:shd w:val="clear" w:color="auto" w:fill="FFFFFF"/>
+            <w:tcBorders>
+              <w:top w:val="single" w:sz="4" w:space="0" w:color="E2E8E6"/>
+              <w:left w:val="single" w:sz="4" w:space="0" w:color="E2E8E6"/>
+              <w:bottom w:val="single" w:sz="4" w:space="0" w:color="E2E8E6"/>
+              <w:right w:val="single" w:sz="4" w:space="0" w:color="E2E8E6"/>
+            </w:tcBorders>
+            <w:tcMar>
+              <w:top w:w="100" w:type="dxa"/>
+              <w:left w:w="140" w:type="dxa"/>
+              <w:bottom w:w="100" w:type="dxa"/>
+              <w:right w:w="140" w:type="dxa"/>
+            </w:tcMar>
+          </w:tcPr>
+          <w:p>
+            <w:pPr>
+              <w:spacing w:before="60" w:after="60" w:line="288" w:lineRule="auto"/>
+            </w:pPr>
+            <w:r>
+              <w:rPr>
+                <w:rFonts w:ascii="Arial" w:hAnsi="Arial" w:cs="Arial" w:eastAsia="Arial"/>
+                <w:b w:val="0"/>
+                <w:i w:val="0"/>
+                <w:color w:val="333333"/>
+                <w:sz w:val="20"/>
+              </w:rPr>
+              <w:t>1</w:t>
+            </w:r>
+          </w:p>
+        </w:tc>
+        <w:tc>
+          <w:tcPr>
+            <w:tcW w:type="dxa" w:w="1587"/>
             <w:shd w:val="clear" w:color="auto" w:fill="FFFFFF"/>
             <w:tcBorders>
               <w:top w:val="single" w:sz="4" w:space="0" w:color="E2E8E6"/>
@@ -4338,7 +4371,248 @@
         </w:tc>
         <w:tc>
           <w:tcPr>
-            <w:tcW w:type="dxa" w:w="1417"/>
+            <w:tcW w:type="dxa" w:w="1587"/>
+            <w:shd w:val="clear" w:color="auto" w:fill="FFFFFF"/>
+            <w:tcBorders>
+              <w:top w:val="single" w:sz="4" w:space="0" w:color="E2E8E6"/>
+              <w:left w:val="single" w:sz="4" w:space="0" w:color="E2E8E6"/>
+              <w:bottom w:val="single" w:sz="4" w:space="0" w:color="E2E8E6"/>
+              <w:right w:val="single" w:sz="4" w:space="0" w:color="E2E8E6"/>
+            </w:tcBorders>
+            <w:tcMar>
+              <w:top w:w="100" w:type="dxa"/>
+              <w:left w:w="140" w:type="dxa"/>
+              <w:bottom w:w="100" w:type="dxa"/>
+              <w:right w:w="140" w:type="dxa"/>
+            </w:tcMar>
+          </w:tcPr>
+          <w:p>
+            <w:pPr>
+              <w:spacing w:before="60" w:after="60" w:line="288" w:lineRule="auto"/>
+            </w:pPr>
+            <w:r>
+              <w:rPr>
+                <w:rFonts w:ascii="Arial" w:hAnsi="Arial" w:cs="Arial" w:eastAsia="Arial"/>
+                <w:b w:val="0"/>
+                <w:i w:val="0"/>
+                <w:color w:val="333333"/>
+                <w:sz w:val="20"/>
+              </w:rPr>
+              <w:t>2</w:t>
+            </w:r>
+          </w:p>
+        </w:tc>
+      </w:tr>
+      <w:tr>
+        <w:trPr>
+          <w:cantSplit/>
+        </w:trPr>
+        <w:tc>
+          <w:tcPr>
+            <w:tcW w:type="dxa" w:w="4592"/>
+            <w:shd w:val="clear" w:color="auto" w:fill="E6F7F5"/>
+            <w:tcBorders>
+              <w:top w:val="single" w:sz="4" w:space="0" w:color="E2E8E6"/>
+              <w:left w:val="single" w:sz="4" w:space="0" w:color="E2E8E6"/>
+              <w:bottom w:val="single" w:sz="4" w:space="0" w:color="E2E8E6"/>
+              <w:right w:val="single" w:sz="4" w:space="0" w:color="E2E8E6"/>
+            </w:tcBorders>
+            <w:tcMar>
+              <w:top w:w="100" w:type="dxa"/>
+              <w:left w:w="140" w:type="dxa"/>
+              <w:bottom w:w="100" w:type="dxa"/>
+              <w:right w:w="140" w:type="dxa"/>
+            </w:tcMar>
+          </w:tcPr>
+          <w:p>
+            <w:pPr>
+              <w:spacing w:before="60" w:after="60" w:line="288" w:lineRule="auto"/>
+            </w:pPr>
+            <w:r>
+              <w:rPr>
+                <w:rFonts w:ascii="Arial" w:hAnsi="Arial" w:cs="Arial" w:eastAsia="Arial"/>
+                <w:b/>
+                <w:i w:val="0"/>
+                <w:color w:val="0E8F7D"/>
+                <w:sz w:val="20"/>
+              </w:rPr>
+              <w:t>Генерация и анимация</w:t>
+            </w:r>
+          </w:p>
+        </w:tc>
+        <w:tc>
+          <w:tcPr>
+            <w:tcW w:type="dxa" w:w="1587"/>
+            <w:shd w:val="clear" w:color="auto" w:fill="E6F7F5"/>
+            <w:tcBorders>
+              <w:top w:val="single" w:sz="4" w:space="0" w:color="E2E8E6"/>
+              <w:left w:val="single" w:sz="4" w:space="0" w:color="E2E8E6"/>
+              <w:bottom w:val="single" w:sz="4" w:space="0" w:color="E2E8E6"/>
+              <w:right w:val="single" w:sz="4" w:space="0" w:color="E2E8E6"/>
+            </w:tcBorders>
+            <w:tcMar>
+              <w:top w:w="100" w:type="dxa"/>
+              <w:left w:w="140" w:type="dxa"/>
+              <w:bottom w:w="100" w:type="dxa"/>
+              <w:right w:w="140" w:type="dxa"/>
+            </w:tcMar>
+          </w:tcPr>
+          <w:p>
+            <w:pPr>
+              <w:spacing w:before="60" w:after="60" w:line="288" w:lineRule="auto"/>
+            </w:pPr>
+            <w:r>
+              <w:rPr>
+                <w:rFonts w:ascii="Arial" w:hAnsi="Arial" w:cs="Arial" w:eastAsia="Arial"/>
+                <w:b w:val="0"/>
+                <w:i w:val="0"/>
+                <w:color w:val="333333"/>
+                <w:sz w:val="20"/>
+              </w:rPr>
+              <w:t>5</w:t>
+            </w:r>
+          </w:p>
+        </w:tc>
+        <w:tc>
+          <w:tcPr>
+            <w:tcW w:type="dxa" w:w="1587"/>
+            <w:shd w:val="clear" w:color="auto" w:fill="E6F7F5"/>
+            <w:tcBorders>
+              <w:top w:val="single" w:sz="4" w:space="0" w:color="E2E8E6"/>
+              <w:left w:val="single" w:sz="4" w:space="0" w:color="E2E8E6"/>
+              <w:bottom w:val="single" w:sz="4" w:space="0" w:color="E2E8E6"/>
+              <w:right w:val="single" w:sz="4" w:space="0" w:color="E2E8E6"/>
+            </w:tcBorders>
+            <w:tcMar>
+              <w:top w:w="100" w:type="dxa"/>
+              <w:left w:w="140" w:type="dxa"/>
+              <w:bottom w:w="100" w:type="dxa"/>
+              <w:right w:w="140" w:type="dxa"/>
+            </w:tcMar>
+          </w:tcPr>
+          <w:p>
+            <w:pPr>
+              <w:spacing w:before="60" w:after="60" w:line="288" w:lineRule="auto"/>
+            </w:pPr>
+            <w:r>
+              <w:rPr>
+                <w:rFonts w:ascii="Arial" w:hAnsi="Arial" w:cs="Arial" w:eastAsia="Arial"/>
+                <w:b w:val="0"/>
+                <w:i w:val="0"/>
+                <w:color w:val="333333"/>
+                <w:sz w:val="20"/>
+              </w:rPr>
+              <w:t>5</w:t>
+            </w:r>
+          </w:p>
+        </w:tc>
+        <w:tc>
+          <w:tcPr>
+            <w:tcW w:type="dxa" w:w="1587"/>
+            <w:shd w:val="clear" w:color="auto" w:fill="E6F7F5"/>
+            <w:tcBorders>
+              <w:top w:val="single" w:sz="4" w:space="0" w:color="E2E8E6"/>
+              <w:left w:val="single" w:sz="4" w:space="0" w:color="E2E8E6"/>
+              <w:bottom w:val="single" w:sz="4" w:space="0" w:color="E2E8E6"/>
+              <w:right w:val="single" w:sz="4" w:space="0" w:color="E2E8E6"/>
+            </w:tcBorders>
+            <w:tcMar>
+              <w:top w:w="100" w:type="dxa"/>
+              <w:left w:w="140" w:type="dxa"/>
+              <w:bottom w:w="100" w:type="dxa"/>
+              <w:right w:w="140" w:type="dxa"/>
+            </w:tcMar>
+          </w:tcPr>
+          <w:p>
+            <w:pPr>
+              <w:spacing w:before="60" w:after="60" w:line="288" w:lineRule="auto"/>
+            </w:pPr>
+            <w:r>
+              <w:rPr>
+                <w:rFonts w:ascii="Arial" w:hAnsi="Arial" w:cs="Arial" w:eastAsia="Arial"/>
+                <w:b w:val="0"/>
+                <w:i w:val="0"/>
+                <w:color w:val="333333"/>
+                <w:sz w:val="20"/>
+              </w:rPr>
+              <w:t>6</w:t>
+            </w:r>
+          </w:p>
+        </w:tc>
+      </w:tr>
+      <w:tr>
+        <w:trPr>
+          <w:cantSplit/>
+        </w:trPr>
+        <w:tc>
+          <w:tcPr>
+            <w:tcW w:type="dxa" w:w="4592"/>
+            <w:shd w:val="clear" w:color="auto" w:fill="FFFFFF"/>
+            <w:tcBorders>
+              <w:top w:val="single" w:sz="4" w:space="0" w:color="E2E8E6"/>
+              <w:left w:val="single" w:sz="4" w:space="0" w:color="E2E8E6"/>
+              <w:bottom w:val="single" w:sz="4" w:space="0" w:color="E2E8E6"/>
+              <w:right w:val="single" w:sz="4" w:space="0" w:color="E2E8E6"/>
+            </w:tcBorders>
+            <w:tcMar>
+              <w:top w:w="100" w:type="dxa"/>
+              <w:left w:w="140" w:type="dxa"/>
+              <w:bottom w:w="100" w:type="dxa"/>
+              <w:right w:w="140" w:type="dxa"/>
+            </w:tcMar>
+          </w:tcPr>
+          <w:p>
+            <w:pPr>
+              <w:spacing w:before="60" w:after="60" w:line="288" w:lineRule="auto"/>
+            </w:pPr>
+            <w:r>
+              <w:rPr>
+                <w:rFonts w:ascii="Arial" w:hAnsi="Arial" w:cs="Arial" w:eastAsia="Arial"/>
+                <w:b/>
+                <w:i w:val="0"/>
+                <w:color w:val="0E8F7D"/>
+                <w:sz w:val="20"/>
+              </w:rPr>
+              <w:t>Монтаж, графика, цвет</w:t>
+            </w:r>
+          </w:p>
+        </w:tc>
+        <w:tc>
+          <w:tcPr>
+            <w:tcW w:type="dxa" w:w="1587"/>
+            <w:shd w:val="clear" w:color="auto" w:fill="FFFFFF"/>
+            <w:tcBorders>
+              <w:top w:val="single" w:sz="4" w:space="0" w:color="E2E8E6"/>
+              <w:left w:val="single" w:sz="4" w:space="0" w:color="E2E8E6"/>
+              <w:bottom w:val="single" w:sz="4" w:space="0" w:color="E2E8E6"/>
+              <w:right w:val="single" w:sz="4" w:space="0" w:color="E2E8E6"/>
+            </w:tcBorders>
+            <w:tcMar>
+              <w:top w:w="100" w:type="dxa"/>
+              <w:left w:w="140" w:type="dxa"/>
+              <w:bottom w:w="100" w:type="dxa"/>
+              <w:right w:w="140" w:type="dxa"/>
+            </w:tcMar>
+          </w:tcPr>
+          <w:p>
+            <w:pPr>
+              <w:spacing w:before="60" w:after="60" w:line="288" w:lineRule="auto"/>
+            </w:pPr>
+            <w:r>
+              <w:rPr>
+                <w:rFonts w:ascii="Arial" w:hAnsi="Arial" w:cs="Arial" w:eastAsia="Arial"/>
+                <w:b w:val="0"/>
+                <w:i w:val="0"/>
+                <w:color w:val="333333"/>
+                <w:sz w:val="20"/>
+              </w:rPr>
+              <w:t>1</w:t>
+            </w:r>
+          </w:p>
+        </w:tc>
+        <w:tc>
+          <w:tcPr>
+            <w:tcW w:type="dxa" w:w="1587"/>
             <w:shd w:val="clear" w:color="auto" w:fill="FFFFFF"/>
             <w:tcBorders>
               <w:top w:val="single" w:sz="4" w:space="0" w:color="E2E8E6"/>
@@ -4371,7 +4645,7 @@
         </w:tc>
         <w:tc>
           <w:tcPr>
-            <w:tcW w:type="dxa" w:w="1417"/>
+            <w:tcW w:type="dxa" w:w="1587"/>
             <w:shd w:val="clear" w:color="auto" w:fill="FFFFFF"/>
             <w:tcBorders>
               <w:top w:val="single" w:sz="4" w:space="0" w:color="E2E8E6"/>
@@ -4409,7 +4683,7 @@
         </w:trPr>
         <w:tc>
           <w:tcPr>
-            <w:tcW w:type="dxa" w:w="5102"/>
+            <w:tcW w:type="dxa" w:w="4592"/>
             <w:shd w:val="clear" w:color="auto" w:fill="E6F7F5"/>
             <w:tcBorders>
               <w:top w:val="single" w:sz="4" w:space="0" w:color="E2E8E6"/>
@@ -4436,287 +4710,13 @@
                 <w:color w:val="0E8F7D"/>
                 <w:sz w:val="20"/>
               </w:rPr>
-              <w:t>Генерация и анимация</w:t>
+              <w:t>Правки и финал</w:t>
             </w:r>
           </w:p>
         </w:tc>
         <w:tc>
           <w:tcPr>
-            <w:tcW w:type="dxa" w:w="1417"/>
-            <w:shd w:val="clear" w:color="auto" w:fill="E6F7F5"/>
-            <w:tcBorders>
-              <w:top w:val="single" w:sz="4" w:space="0" w:color="E2E8E6"/>
-              <w:left w:val="single" w:sz="4" w:space="0" w:color="E2E8E6"/>
-              <w:bottom w:val="single" w:sz="4" w:space="0" w:color="E2E8E6"/>
-              <w:right w:val="single" w:sz="4" w:space="0" w:color="E2E8E6"/>
-            </w:tcBorders>
-            <w:tcMar>
-              <w:top w:w="100" w:type="dxa"/>
-              <w:left w:w="140" w:type="dxa"/>
-              <w:bottom w:w="100" w:type="dxa"/>
-              <w:right w:w="140" w:type="dxa"/>
-            </w:tcMar>
-          </w:tcPr>
-          <w:p>
-            <w:pPr>
-              <w:spacing w:before="60" w:after="60" w:line="288" w:lineRule="auto"/>
-            </w:pPr>
-            <w:r>
-              <w:rPr>
-                <w:rFonts w:ascii="Arial" w:hAnsi="Arial" w:cs="Arial" w:eastAsia="Arial"/>
-                <w:b w:val="0"/>
-                <w:i w:val="0"/>
-                <w:color w:val="333333"/>
-                <w:sz w:val="20"/>
-              </w:rPr>
-              <w:t>5</w:t>
-            </w:r>
-          </w:p>
-        </w:tc>
-        <w:tc>
-          <w:tcPr>
-            <w:tcW w:type="dxa" w:w="1417"/>
-            <w:shd w:val="clear" w:color="auto" w:fill="E6F7F5"/>
-            <w:tcBorders>
-              <w:top w:val="single" w:sz="4" w:space="0" w:color="E2E8E6"/>
-              <w:left w:val="single" w:sz="4" w:space="0" w:color="E2E8E6"/>
-              <w:bottom w:val="single" w:sz="4" w:space="0" w:color="E2E8E6"/>
-              <w:right w:val="single" w:sz="4" w:space="0" w:color="E2E8E6"/>
-            </w:tcBorders>
-            <w:tcMar>
-              <w:top w:w="100" w:type="dxa"/>
-              <w:left w:w="140" w:type="dxa"/>
-              <w:bottom w:w="100" w:type="dxa"/>
-              <w:right w:w="140" w:type="dxa"/>
-            </w:tcMar>
-          </w:tcPr>
-          <w:p>
-            <w:pPr>
-              <w:spacing w:before="60" w:after="60" w:line="288" w:lineRule="auto"/>
-            </w:pPr>
-            <w:r>
-              <w:rPr>
-                <w:rFonts w:ascii="Arial" w:hAnsi="Arial" w:cs="Arial" w:eastAsia="Arial"/>
-                <w:b w:val="0"/>
-                <w:i w:val="0"/>
-                <w:color w:val="333333"/>
-                <w:sz w:val="20"/>
-              </w:rPr>
-              <w:t>6</w:t>
-            </w:r>
-          </w:p>
-        </w:tc>
-        <w:tc>
-          <w:tcPr>
-            <w:tcW w:type="dxa" w:w="1417"/>
-            <w:shd w:val="clear" w:color="auto" w:fill="E6F7F5"/>
-            <w:tcBorders>
-              <w:top w:val="single" w:sz="4" w:space="0" w:color="E2E8E6"/>
-              <w:left w:val="single" w:sz="4" w:space="0" w:color="E2E8E6"/>
-              <w:bottom w:val="single" w:sz="4" w:space="0" w:color="E2E8E6"/>
-              <w:right w:val="single" w:sz="4" w:space="0" w:color="E2E8E6"/>
-            </w:tcBorders>
-            <w:tcMar>
-              <w:top w:w="100" w:type="dxa"/>
-              <w:left w:w="140" w:type="dxa"/>
-              <w:bottom w:w="100" w:type="dxa"/>
-              <w:right w:w="140" w:type="dxa"/>
-            </w:tcMar>
-          </w:tcPr>
-          <w:p>
-            <w:pPr>
-              <w:spacing w:before="60" w:after="60" w:line="288" w:lineRule="auto"/>
-            </w:pPr>
-            <w:r>
-              <w:rPr>
-                <w:rFonts w:ascii="Arial" w:hAnsi="Arial" w:cs="Arial" w:eastAsia="Arial"/>
-                <w:b w:val="0"/>
-                <w:i w:val="0"/>
-                <w:color w:val="333333"/>
-                <w:sz w:val="20"/>
-              </w:rPr>
-              <w:t>8</w:t>
-            </w:r>
-          </w:p>
-        </w:tc>
-      </w:tr>
-      <w:tr>
-        <w:trPr>
-          <w:cantSplit/>
-        </w:trPr>
-        <w:tc>
-          <w:tcPr>
-            <w:tcW w:type="dxa" w:w="5102"/>
-            <w:shd w:val="clear" w:color="auto" w:fill="FFFFFF"/>
-            <w:tcBorders>
-              <w:top w:val="single" w:sz="4" w:space="0" w:color="E2E8E6"/>
-              <w:left w:val="single" w:sz="4" w:space="0" w:color="E2E8E6"/>
-              <w:bottom w:val="single" w:sz="4" w:space="0" w:color="E2E8E6"/>
-              <w:right w:val="single" w:sz="4" w:space="0" w:color="E2E8E6"/>
-            </w:tcBorders>
-            <w:tcMar>
-              <w:top w:w="100" w:type="dxa"/>
-              <w:left w:w="140" w:type="dxa"/>
-              <w:bottom w:w="100" w:type="dxa"/>
-              <w:right w:w="140" w:type="dxa"/>
-            </w:tcMar>
-          </w:tcPr>
-          <w:p>
-            <w:pPr>
-              <w:spacing w:before="60" w:after="60" w:line="288" w:lineRule="auto"/>
-            </w:pPr>
-            <w:r>
-              <w:rPr>
-                <w:rFonts w:ascii="Arial" w:hAnsi="Arial" w:cs="Arial" w:eastAsia="Arial"/>
-                <w:b/>
-                <w:i w:val="0"/>
-                <w:color w:val="0E8F7D"/>
-                <w:sz w:val="20"/>
-              </w:rPr>
-              <w:t>Монтаж, графика, цвет, нарезки и короткие ролики</w:t>
-            </w:r>
-          </w:p>
-        </w:tc>
-        <w:tc>
-          <w:tcPr>
-            <w:tcW w:type="dxa" w:w="1417"/>
-            <w:shd w:val="clear" w:color="auto" w:fill="FFFFFF"/>
-            <w:tcBorders>
-              <w:top w:val="single" w:sz="4" w:space="0" w:color="E2E8E6"/>
-              <w:left w:val="single" w:sz="4" w:space="0" w:color="E2E8E6"/>
-              <w:bottom w:val="single" w:sz="4" w:space="0" w:color="E2E8E6"/>
-              <w:right w:val="single" w:sz="4" w:space="0" w:color="E2E8E6"/>
-            </w:tcBorders>
-            <w:tcMar>
-              <w:top w:w="100" w:type="dxa"/>
-              <w:left w:w="140" w:type="dxa"/>
-              <w:bottom w:w="100" w:type="dxa"/>
-              <w:right w:w="140" w:type="dxa"/>
-            </w:tcMar>
-          </w:tcPr>
-          <w:p>
-            <w:pPr>
-              <w:spacing w:before="60" w:after="60" w:line="288" w:lineRule="auto"/>
-            </w:pPr>
-            <w:r>
-              <w:rPr>
-                <w:rFonts w:ascii="Arial" w:hAnsi="Arial" w:cs="Arial" w:eastAsia="Arial"/>
-                <w:b w:val="0"/>
-                <w:i w:val="0"/>
-                <w:color w:val="333333"/>
-                <w:sz w:val="20"/>
-              </w:rPr>
-              <w:t>2</w:t>
-            </w:r>
-          </w:p>
-        </w:tc>
-        <w:tc>
-          <w:tcPr>
-            <w:tcW w:type="dxa" w:w="1417"/>
-            <w:shd w:val="clear" w:color="auto" w:fill="FFFFFF"/>
-            <w:tcBorders>
-              <w:top w:val="single" w:sz="4" w:space="0" w:color="E2E8E6"/>
-              <w:left w:val="single" w:sz="4" w:space="0" w:color="E2E8E6"/>
-              <w:bottom w:val="single" w:sz="4" w:space="0" w:color="E2E8E6"/>
-              <w:right w:val="single" w:sz="4" w:space="0" w:color="E2E8E6"/>
-            </w:tcBorders>
-            <w:tcMar>
-              <w:top w:w="100" w:type="dxa"/>
-              <w:left w:w="140" w:type="dxa"/>
-              <w:bottom w:w="100" w:type="dxa"/>
-              <w:right w:w="140" w:type="dxa"/>
-            </w:tcMar>
-          </w:tcPr>
-          <w:p>
-            <w:pPr>
-              <w:spacing w:before="60" w:after="60" w:line="288" w:lineRule="auto"/>
-            </w:pPr>
-            <w:r>
-              <w:rPr>
-                <w:rFonts w:ascii="Arial" w:hAnsi="Arial" w:cs="Arial" w:eastAsia="Arial"/>
-                <w:b w:val="0"/>
-                <w:i w:val="0"/>
-                <w:color w:val="333333"/>
-                <w:sz w:val="20"/>
-              </w:rPr>
-              <w:t>3</w:t>
-            </w:r>
-          </w:p>
-        </w:tc>
-        <w:tc>
-          <w:tcPr>
-            <w:tcW w:type="dxa" w:w="1417"/>
-            <w:shd w:val="clear" w:color="auto" w:fill="FFFFFF"/>
-            <w:tcBorders>
-              <w:top w:val="single" w:sz="4" w:space="0" w:color="E2E8E6"/>
-              <w:left w:val="single" w:sz="4" w:space="0" w:color="E2E8E6"/>
-              <w:bottom w:val="single" w:sz="4" w:space="0" w:color="E2E8E6"/>
-              <w:right w:val="single" w:sz="4" w:space="0" w:color="E2E8E6"/>
-            </w:tcBorders>
-            <w:tcMar>
-              <w:top w:w="100" w:type="dxa"/>
-              <w:left w:w="140" w:type="dxa"/>
-              <w:bottom w:w="100" w:type="dxa"/>
-              <w:right w:w="140" w:type="dxa"/>
-            </w:tcMar>
-          </w:tcPr>
-          <w:p>
-            <w:pPr>
-              <w:spacing w:before="60" w:after="60" w:line="288" w:lineRule="auto"/>
-            </w:pPr>
-            <w:r>
-              <w:rPr>
-                <w:rFonts w:ascii="Arial" w:hAnsi="Arial" w:cs="Arial" w:eastAsia="Arial"/>
-                <w:b w:val="0"/>
-                <w:i w:val="0"/>
-                <w:color w:val="333333"/>
-                <w:sz w:val="20"/>
-              </w:rPr>
-              <w:t>4</w:t>
-            </w:r>
-          </w:p>
-        </w:tc>
-      </w:tr>
-      <w:tr>
-        <w:trPr>
-          <w:cantSplit/>
-        </w:trPr>
-        <w:tc>
-          <w:tcPr>
-            <w:tcW w:type="dxa" w:w="5102"/>
-            <w:shd w:val="clear" w:color="auto" w:fill="E6F7F5"/>
-            <w:tcBorders>
-              <w:top w:val="single" w:sz="4" w:space="0" w:color="E2E8E6"/>
-              <w:left w:val="single" w:sz="4" w:space="0" w:color="E2E8E6"/>
-              <w:bottom w:val="single" w:sz="4" w:space="0" w:color="E2E8E6"/>
-              <w:right w:val="single" w:sz="4" w:space="0" w:color="E2E8E6"/>
-            </w:tcBorders>
-            <w:tcMar>
-              <w:top w:w="100" w:type="dxa"/>
-              <w:left w:w="140" w:type="dxa"/>
-              <w:bottom w:w="100" w:type="dxa"/>
-              <w:right w:w="140" w:type="dxa"/>
-            </w:tcMar>
-          </w:tcPr>
-          <w:p>
-            <w:pPr>
-              <w:spacing w:before="60" w:after="60" w:line="288" w:lineRule="auto"/>
-            </w:pPr>
-            <w:r>
-              <w:rPr>
-                <w:rFonts w:ascii="Arial" w:hAnsi="Arial" w:cs="Arial" w:eastAsia="Arial"/>
-                <w:b/>
-                <w:i w:val="0"/>
-                <w:color w:val="0E8F7D"/>
-                <w:sz w:val="20"/>
-              </w:rPr>
-              <w:t>Правки и финальные файлы</w:t>
-            </w:r>
-          </w:p>
-        </w:tc>
-        <w:tc>
-          <w:tcPr>
-            <w:tcW w:type="dxa" w:w="1417"/>
+            <w:tcW w:type="dxa" w:w="1587"/>
             <w:shd w:val="clear" w:color="auto" w:fill="E6F7F5"/>
             <w:tcBorders>
               <w:top w:val="single" w:sz="4" w:space="0" w:color="E2E8E6"/>
@@ -4749,7 +4749,7 @@
         </w:tc>
         <w:tc>
           <w:tcPr>
-            <w:tcW w:type="dxa" w:w="1417"/>
+            <w:tcW w:type="dxa" w:w="1587"/>
             <w:shd w:val="clear" w:color="auto" w:fill="E6F7F5"/>
             <w:tcBorders>
               <w:top w:val="single" w:sz="4" w:space="0" w:color="E2E8E6"/>
@@ -4782,7 +4782,7 @@
         </w:tc>
         <w:tc>
           <w:tcPr>
-            <w:tcW w:type="dxa" w:w="1417"/>
+            <w:tcW w:type="dxa" w:w="1587"/>
             <w:shd w:val="clear" w:color="auto" w:fill="E6F7F5"/>
             <w:tcBorders>
               <w:top w:val="single" w:sz="4" w:space="0" w:color="E2E8E6"/>
@@ -4809,7 +4809,7 @@
                 <w:color w:val="333333"/>
                 <w:sz w:val="20"/>
               </w:rPr>
-              <w:t>2</w:t>
+              <w:t>1</w:t>
             </w:r>
           </w:p>
         </w:tc>
@@ -4820,7 +4820,7 @@
         </w:trPr>
         <w:tc>
           <w:tcPr>
-            <w:tcW w:type="dxa" w:w="5102"/>
+            <w:tcW w:type="dxa" w:w="4592"/>
             <w:shd w:val="clear" w:color="auto" w:fill="FFFFFF"/>
             <w:tcBorders>
               <w:top w:val="single" w:sz="4" w:space="0" w:color="E2E8E6"/>
@@ -4853,7 +4853,40 @@
         </w:tc>
         <w:tc>
           <w:tcPr>
-            <w:tcW w:type="dxa" w:w="1417"/>
+            <w:tcW w:type="dxa" w:w="1587"/>
+            <w:shd w:val="clear" w:color="auto" w:fill="FFFFFF"/>
+            <w:tcBorders>
+              <w:top w:val="single" w:sz="4" w:space="0" w:color="E2E8E6"/>
+              <w:left w:val="single" w:sz="4" w:space="0" w:color="E2E8E6"/>
+              <w:bottom w:val="single" w:sz="4" w:space="0" w:color="E2E8E6"/>
+              <w:right w:val="single" w:sz="4" w:space="0" w:color="E2E8E6"/>
+            </w:tcBorders>
+            <w:tcMar>
+              <w:top w:w="100" w:type="dxa"/>
+              <w:left w:w="140" w:type="dxa"/>
+              <w:bottom w:w="100" w:type="dxa"/>
+              <w:right w:w="140" w:type="dxa"/>
+            </w:tcMar>
+          </w:tcPr>
+          <w:p>
+            <w:pPr>
+              <w:spacing w:before="60" w:after="60" w:line="288" w:lineRule="auto"/>
+            </w:pPr>
+            <w:r>
+              <w:rPr>
+                <w:rFonts w:ascii="Arial" w:hAnsi="Arial" w:cs="Arial" w:eastAsia="Arial"/>
+                <w:b w:val="0"/>
+                <w:i w:val="0"/>
+                <w:color w:val="333333"/>
+                <w:sz w:val="20"/>
+              </w:rPr>
+              <w:t>10</w:t>
+            </w:r>
+          </w:p>
+        </w:tc>
+        <w:tc>
+          <w:tcPr>
+            <w:tcW w:type="dxa" w:w="1587"/>
             <w:shd w:val="clear" w:color="auto" w:fill="FFFFFF"/>
             <w:tcBorders>
               <w:top w:val="single" w:sz="4" w:space="0" w:color="E2E8E6"/>
@@ -4886,7 +4919,7 @@
         </w:tc>
         <w:tc>
           <w:tcPr>
-            <w:tcW w:type="dxa" w:w="1417"/>
+            <w:tcW w:type="dxa" w:w="1587"/>
             <w:shd w:val="clear" w:color="auto" w:fill="FFFFFF"/>
             <w:tcBorders>
               <w:top w:val="single" w:sz="4" w:space="0" w:color="E2E8E6"/>
@@ -4914,39 +4947,6 @@
                 <w:sz w:val="20"/>
               </w:rPr>
               <w:t>15</w:t>
-            </w:r>
-          </w:p>
-        </w:tc>
-        <w:tc>
-          <w:tcPr>
-            <w:tcW w:type="dxa" w:w="1417"/>
-            <w:shd w:val="clear" w:color="auto" w:fill="FFFFFF"/>
-            <w:tcBorders>
-              <w:top w:val="single" w:sz="4" w:space="0" w:color="E2E8E6"/>
-              <w:left w:val="single" w:sz="4" w:space="0" w:color="E2E8E6"/>
-              <w:bottom w:val="single" w:sz="4" w:space="0" w:color="E2E8E6"/>
-              <w:right w:val="single" w:sz="4" w:space="0" w:color="E2E8E6"/>
-            </w:tcBorders>
-            <w:tcMar>
-              <w:top w:w="100" w:type="dxa"/>
-              <w:left w:w="140" w:type="dxa"/>
-              <w:bottom w:w="100" w:type="dxa"/>
-              <w:right w:w="140" w:type="dxa"/>
-            </w:tcMar>
-          </w:tcPr>
-          <w:p>
-            <w:pPr>
-              <w:spacing w:before="60" w:after="60" w:line="288" w:lineRule="auto"/>
-            </w:pPr>
-            <w:r>
-              <w:rPr>
-                <w:rFonts w:ascii="Arial" w:hAnsi="Arial" w:cs="Arial" w:eastAsia="Arial"/>
-                <w:b w:val="0"/>
-                <w:i w:val="0"/>
-                <w:color w:val="333333"/>
-                <w:sz w:val="20"/>
-              </w:rPr>
-              <w:t>20</w:t>
             </w:r>
           </w:p>
         </w:tc>
@@ -4995,10 +4995,10 @@
         <w:tblLayout w:type="fixed"/>
       </w:tblPr>
       <w:tblGrid>
-        <w:gridCol w:w="4762"/>
-        <w:gridCol w:w="1531"/>
-        <w:gridCol w:w="1531"/>
-        <w:gridCol w:w="1531"/>
+        <w:gridCol w:w="4592"/>
+        <w:gridCol w:w="1587"/>
+        <w:gridCol w:w="1587"/>
+        <w:gridCol w:w="1587"/>
       </w:tblGrid>
       <w:tr>
         <w:trPr>
@@ -5007,7 +5007,7 @@
         </w:trPr>
         <w:tc>
           <w:tcPr>
-            <w:tcW w:type="dxa" w:w="4762"/>
+            <w:tcW w:type="dxa" w:w="4592"/>
             <w:shd w:val="clear" w:color="auto" w:fill="0E8F7D"/>
             <w:tcBorders>
               <w:top w:val="single" w:sz="4" w:space="0" w:color="0E8F7D"/>
@@ -5041,7 +5041,7 @@
         </w:tc>
         <w:tc>
           <w:tcPr>
-            <w:tcW w:type="dxa" w:w="1531"/>
+            <w:tcW w:type="dxa" w:w="1587"/>
             <w:shd w:val="clear" w:color="auto" w:fill="0E8F7D"/>
             <w:tcBorders>
               <w:top w:val="single" w:sz="4" w:space="0" w:color="0E8F7D"/>
@@ -5069,13 +5069,13 @@
                 <w:color w:val="FFFFFF"/>
                 <w:sz w:val="19"/>
               </w:rPr>
-              <w:t>Клип</w:t>
+              <w:t>Базовый</w:t>
             </w:r>
           </w:p>
         </w:tc>
         <w:tc>
           <w:tcPr>
-            <w:tcW w:type="dxa" w:w="1531"/>
+            <w:tcW w:type="dxa" w:w="1587"/>
             <w:shd w:val="clear" w:color="auto" w:fill="0E8F7D"/>
             <w:tcBorders>
               <w:top w:val="single" w:sz="4" w:space="0" w:color="0E8F7D"/>
@@ -5103,13 +5103,13 @@
                 <w:color w:val="FFFFFF"/>
                 <w:sz w:val="19"/>
               </w:rPr>
-              <w:t>+ соцсети</w:t>
+              <w:t>Премиум</w:t>
             </w:r>
           </w:p>
         </w:tc>
         <w:tc>
           <w:tcPr>
-            <w:tcW w:type="dxa" w:w="1531"/>
+            <w:tcW w:type="dxa" w:w="1587"/>
             <w:shd w:val="clear" w:color="auto" w:fill="0E8F7D"/>
             <w:tcBorders>
               <w:top w:val="single" w:sz="4" w:space="0" w:color="0E8F7D"/>
@@ -5137,7 +5137,7 @@
                 <w:color w:val="FFFFFF"/>
                 <w:sz w:val="19"/>
               </w:rPr>
-              <w:t>Кампания</w:t>
+              <w:t>Максимум</w:t>
             </w:r>
           </w:p>
         </w:tc>
@@ -5148,7 +5148,7 @@
         </w:trPr>
         <w:tc>
           <w:tcPr>
-            <w:tcW w:type="dxa" w:w="4762"/>
+            <w:tcW w:type="dxa" w:w="4592"/>
             <w:shd w:val="clear" w:color="auto" w:fill="E6F7F5"/>
             <w:tcBorders>
               <w:top w:val="single" w:sz="4" w:space="0" w:color="E2E8E6"/>
@@ -5175,217 +5175,14 @@
                 <w:color w:val="0E8F7D"/>
                 <w:sz w:val="20"/>
               </w:rPr>
-              <w:t>Ещё один ролик 15 с с новыми сценами</w:t>
+              <w:t>Нарезка 15 с для рекламы</w:t>
             </w:r>
           </w:p>
         </w:tc>
         <w:tc>
           <w:tcPr>
-            <w:tcW w:type="dxa" w:w="1531"/>
+            <w:tcW w:type="dxa" w:w="1587"/>
             <w:shd w:val="clear" w:color="auto" w:fill="E6F7F5"/>
-            <w:tcBorders>
-              <w:top w:val="single" w:sz="4" w:space="0" w:color="E2E8E6"/>
-              <w:left w:val="single" w:sz="4" w:space="0" w:color="E2E8E6"/>
-              <w:bottom w:val="single" w:sz="4" w:space="0" w:color="E2E8E6"/>
-              <w:right w:val="single" w:sz="4" w:space="0" w:color="E2E8E6"/>
-            </w:tcBorders>
-            <w:tcMar>
-              <w:top w:w="100" w:type="dxa"/>
-              <w:left w:w="140" w:type="dxa"/>
-              <w:bottom w:w="100" w:type="dxa"/>
-              <w:right w:w="140" w:type="dxa"/>
-            </w:tcMar>
-          </w:tcPr>
-          <w:p>
-            <w:pPr>
-              <w:spacing w:before="60" w:after="60" w:line="288" w:lineRule="auto"/>
-            </w:pPr>
-            <w:r>
-              <w:rPr>
-                <w:rFonts w:ascii="Arial" w:hAnsi="Arial" w:cs="Arial" w:eastAsia="Arial"/>
-                <w:b w:val="0"/>
-                <w:i w:val="0"/>
-                <w:color w:val="333333"/>
-                <w:sz w:val="20"/>
-              </w:rPr>
-              <w:t>+20 000 ₽</w:t>
-            </w:r>
-          </w:p>
-        </w:tc>
-        <w:tc>
-          <w:tcPr>
-            <w:tcW w:type="dxa" w:w="1531"/>
-            <w:shd w:val="clear" w:color="auto" w:fill="E6F7F5"/>
-            <w:tcBorders>
-              <w:top w:val="single" w:sz="4" w:space="0" w:color="E2E8E6"/>
-              <w:left w:val="single" w:sz="4" w:space="0" w:color="E2E8E6"/>
-              <w:bottom w:val="single" w:sz="4" w:space="0" w:color="E2E8E6"/>
-              <w:right w:val="single" w:sz="4" w:space="0" w:color="E2E8E6"/>
-            </w:tcBorders>
-            <w:tcMar>
-              <w:top w:w="100" w:type="dxa"/>
-              <w:left w:w="140" w:type="dxa"/>
-              <w:bottom w:w="100" w:type="dxa"/>
-              <w:right w:w="140" w:type="dxa"/>
-            </w:tcMar>
-          </w:tcPr>
-          <w:p>
-            <w:pPr>
-              <w:spacing w:before="60" w:after="60" w:line="288" w:lineRule="auto"/>
-            </w:pPr>
-            <w:r>
-              <w:rPr>
-                <w:rFonts w:ascii="Arial" w:hAnsi="Arial" w:cs="Arial" w:eastAsia="Arial"/>
-                <w:b w:val="0"/>
-                <w:i w:val="0"/>
-                <w:color w:val="333333"/>
-                <w:sz w:val="20"/>
-              </w:rPr>
-              <w:t>+18 000 ₽</w:t>
-            </w:r>
-          </w:p>
-        </w:tc>
-        <w:tc>
-          <w:tcPr>
-            <w:tcW w:type="dxa" w:w="1531"/>
-            <w:shd w:val="clear" w:color="auto" w:fill="E6F7F5"/>
-            <w:tcBorders>
-              <w:top w:val="single" w:sz="4" w:space="0" w:color="E2E8E6"/>
-              <w:left w:val="single" w:sz="4" w:space="0" w:color="E2E8E6"/>
-              <w:bottom w:val="single" w:sz="4" w:space="0" w:color="E2E8E6"/>
-              <w:right w:val="single" w:sz="4" w:space="0" w:color="E2E8E6"/>
-            </w:tcBorders>
-            <w:tcMar>
-              <w:top w:w="100" w:type="dxa"/>
-              <w:left w:w="140" w:type="dxa"/>
-              <w:bottom w:w="100" w:type="dxa"/>
-              <w:right w:w="140" w:type="dxa"/>
-            </w:tcMar>
-          </w:tcPr>
-          <w:p>
-            <w:pPr>
-              <w:spacing w:before="60" w:after="60" w:line="288" w:lineRule="auto"/>
-            </w:pPr>
-            <w:r>
-              <w:rPr>
-                <w:rFonts w:ascii="Arial" w:hAnsi="Arial" w:cs="Arial" w:eastAsia="Arial"/>
-                <w:b w:val="0"/>
-                <w:i w:val="0"/>
-                <w:color w:val="333333"/>
-                <w:sz w:val="20"/>
-              </w:rPr>
-              <w:t>+15 000 ₽</w:t>
-            </w:r>
-          </w:p>
-        </w:tc>
-      </w:tr>
-      <w:tr>
-        <w:trPr>
-          <w:cantSplit/>
-        </w:trPr>
-        <w:tc>
-          <w:tcPr>
-            <w:tcW w:type="dxa" w:w="4762"/>
-            <w:shd w:val="clear" w:color="auto" w:fill="FFFFFF"/>
-            <w:tcBorders>
-              <w:top w:val="single" w:sz="4" w:space="0" w:color="E2E8E6"/>
-              <w:left w:val="single" w:sz="4" w:space="0" w:color="E2E8E6"/>
-              <w:bottom w:val="single" w:sz="4" w:space="0" w:color="E2E8E6"/>
-              <w:right w:val="single" w:sz="4" w:space="0" w:color="E2E8E6"/>
-            </w:tcBorders>
-            <w:tcMar>
-              <w:top w:w="100" w:type="dxa"/>
-              <w:left w:w="140" w:type="dxa"/>
-              <w:bottom w:w="100" w:type="dxa"/>
-              <w:right w:w="140" w:type="dxa"/>
-            </w:tcMar>
-          </w:tcPr>
-          <w:p>
-            <w:pPr>
-              <w:spacing w:before="60" w:after="60" w:line="288" w:lineRule="auto"/>
-            </w:pPr>
-            <w:r>
-              <w:rPr>
-                <w:rFonts w:ascii="Arial" w:hAnsi="Arial" w:cs="Arial" w:eastAsia="Arial"/>
-                <w:b/>
-                <w:i w:val="0"/>
-                <w:color w:val="0E8F7D"/>
-                <w:sz w:val="20"/>
-              </w:rPr>
-              <w:t>Надписи и титры на втором языке</w:t>
-            </w:r>
-          </w:p>
-        </w:tc>
-        <w:tc>
-          <w:tcPr>
-            <w:tcW w:type="dxa" w:w="1531"/>
-            <w:shd w:val="clear" w:color="auto" w:fill="FFFFFF"/>
-            <w:tcBorders>
-              <w:top w:val="single" w:sz="4" w:space="0" w:color="E2E8E6"/>
-              <w:left w:val="single" w:sz="4" w:space="0" w:color="E2E8E6"/>
-              <w:bottom w:val="single" w:sz="4" w:space="0" w:color="E2E8E6"/>
-              <w:right w:val="single" w:sz="4" w:space="0" w:color="E2E8E6"/>
-            </w:tcBorders>
-            <w:tcMar>
-              <w:top w:w="100" w:type="dxa"/>
-              <w:left w:w="140" w:type="dxa"/>
-              <w:bottom w:w="100" w:type="dxa"/>
-              <w:right w:w="140" w:type="dxa"/>
-            </w:tcMar>
-          </w:tcPr>
-          <w:p>
-            <w:pPr>
-              <w:spacing w:before="60" w:after="60" w:line="288" w:lineRule="auto"/>
-            </w:pPr>
-            <w:r>
-              <w:rPr>
-                <w:rFonts w:ascii="Arial" w:hAnsi="Arial" w:cs="Arial" w:eastAsia="Arial"/>
-                <w:b w:val="0"/>
-                <w:i w:val="0"/>
-                <w:color w:val="333333"/>
-                <w:sz w:val="20"/>
-              </w:rPr>
-              <w:t>+5 000 ₽</w:t>
-            </w:r>
-          </w:p>
-        </w:tc>
-        <w:tc>
-          <w:tcPr>
-            <w:tcW w:type="dxa" w:w="1531"/>
-            <w:shd w:val="clear" w:color="auto" w:fill="FFFFFF"/>
-            <w:tcBorders>
-              <w:top w:val="single" w:sz="4" w:space="0" w:color="E2E8E6"/>
-              <w:left w:val="single" w:sz="4" w:space="0" w:color="E2E8E6"/>
-              <w:bottom w:val="single" w:sz="4" w:space="0" w:color="E2E8E6"/>
-              <w:right w:val="single" w:sz="4" w:space="0" w:color="E2E8E6"/>
-            </w:tcBorders>
-            <w:tcMar>
-              <w:top w:w="100" w:type="dxa"/>
-              <w:left w:w="140" w:type="dxa"/>
-              <w:bottom w:w="100" w:type="dxa"/>
-              <w:right w:w="140" w:type="dxa"/>
-            </w:tcMar>
-          </w:tcPr>
-          <w:p>
-            <w:pPr>
-              <w:spacing w:before="60" w:after="60" w:line="288" w:lineRule="auto"/>
-            </w:pPr>
-            <w:r>
-              <w:rPr>
-                <w:rFonts w:ascii="Arial" w:hAnsi="Arial" w:cs="Arial" w:eastAsia="Arial"/>
-                <w:b w:val="0"/>
-                <w:i w:val="0"/>
-                <w:color w:val="333333"/>
-                <w:sz w:val="20"/>
-              </w:rPr>
-              <w:t>+7 000 ₽</w:t>
-            </w:r>
-          </w:p>
-        </w:tc>
-        <w:tc>
-          <w:tcPr>
-            <w:tcW w:type="dxa" w:w="1531"/>
-            <w:shd w:val="clear" w:color="auto" w:fill="FFFFFF"/>
             <w:tcBorders>
               <w:top w:val="single" w:sz="4" w:space="0" w:color="E2E8E6"/>
               <w:left w:val="single" w:sz="4" w:space="0" w:color="E2E8E6"/>
@@ -5415,47 +5212,9 @@
             </w:r>
           </w:p>
         </w:tc>
-      </w:tr>
-      <w:tr>
-        <w:trPr>
-          <w:cantSplit/>
-        </w:trPr>
         <w:tc>
           <w:tcPr>
-            <w:tcW w:type="dxa" w:w="4762"/>
-            <w:shd w:val="clear" w:color="auto" w:fill="E6F7F5"/>
-            <w:tcBorders>
-              <w:top w:val="single" w:sz="4" w:space="0" w:color="E2E8E6"/>
-              <w:left w:val="single" w:sz="4" w:space="0" w:color="E2E8E6"/>
-              <w:bottom w:val="single" w:sz="4" w:space="0" w:color="E2E8E6"/>
-              <w:right w:val="single" w:sz="4" w:space="0" w:color="E2E8E6"/>
-            </w:tcBorders>
-            <w:tcMar>
-              <w:top w:w="100" w:type="dxa"/>
-              <w:left w:w="140" w:type="dxa"/>
-              <w:bottom w:w="100" w:type="dxa"/>
-              <w:right w:w="140" w:type="dxa"/>
-            </w:tcMar>
-          </w:tcPr>
-          <w:p>
-            <w:pPr>
-              <w:spacing w:before="60" w:after="60" w:line="288" w:lineRule="auto"/>
-            </w:pPr>
-            <w:r>
-              <w:rPr>
-                <w:rFonts w:ascii="Arial" w:hAnsi="Arial" w:cs="Arial" w:eastAsia="Arial"/>
-                <w:b/>
-                <w:i w:val="0"/>
-                <w:color w:val="0E8F7D"/>
-                <w:sz w:val="20"/>
-              </w:rPr>
-              <w:t>Подбор лицензионного трека, если своего нет</w:t>
-            </w:r>
-          </w:p>
-        </w:tc>
-        <w:tc>
-          <w:tcPr>
-            <w:tcW w:type="dxa" w:w="1531"/>
+            <w:tcW w:type="dxa" w:w="1587"/>
             <w:shd w:val="clear" w:color="auto" w:fill="E6F7F5"/>
             <w:tcBorders>
               <w:top w:val="single" w:sz="4" w:space="0" w:color="E2E8E6"/>
@@ -5482,46 +5241,13 @@
                 <w:color w:val="333333"/>
                 <w:sz w:val="20"/>
               </w:rPr>
-              <w:t>+5 000 ₽</w:t>
+              <w:t>+10 000 ₽</w:t>
             </w:r>
           </w:p>
         </w:tc>
         <w:tc>
           <w:tcPr>
-            <w:tcW w:type="dxa" w:w="1531"/>
-            <w:shd w:val="clear" w:color="auto" w:fill="E6F7F5"/>
-            <w:tcBorders>
-              <w:top w:val="single" w:sz="4" w:space="0" w:color="E2E8E6"/>
-              <w:left w:val="single" w:sz="4" w:space="0" w:color="E2E8E6"/>
-              <w:bottom w:val="single" w:sz="4" w:space="0" w:color="E2E8E6"/>
-              <w:right w:val="single" w:sz="4" w:space="0" w:color="E2E8E6"/>
-            </w:tcBorders>
-            <w:tcMar>
-              <w:top w:w="100" w:type="dxa"/>
-              <w:left w:w="140" w:type="dxa"/>
-              <w:bottom w:w="100" w:type="dxa"/>
-              <w:right w:w="140" w:type="dxa"/>
-            </w:tcMar>
-          </w:tcPr>
-          <w:p>
-            <w:pPr>
-              <w:spacing w:before="60" w:after="60" w:line="288" w:lineRule="auto"/>
-            </w:pPr>
-            <w:r>
-              <w:rPr>
-                <w:rFonts w:ascii="Arial" w:hAnsi="Arial" w:cs="Arial" w:eastAsia="Arial"/>
-                <w:b w:val="0"/>
-                <w:i w:val="0"/>
-                <w:color w:val="333333"/>
-                <w:sz w:val="20"/>
-              </w:rPr>
-              <w:t>+5 000 ₽</w:t>
-            </w:r>
-          </w:p>
-        </w:tc>
-        <w:tc>
-          <w:tcPr>
-            <w:tcW w:type="dxa" w:w="1531"/>
+            <w:tcW w:type="dxa" w:w="1587"/>
             <w:shd w:val="clear" w:color="auto" w:fill="E6F7F5"/>
             <w:tcBorders>
               <w:top w:val="single" w:sz="4" w:space="0" w:color="E2E8E6"/>
@@ -5559,7 +5285,281 @@
         </w:trPr>
         <w:tc>
           <w:tcPr>
-            <w:tcW w:type="dxa" w:w="4762"/>
+            <w:tcW w:type="dxa" w:w="4592"/>
+            <w:shd w:val="clear" w:color="auto" w:fill="FFFFFF"/>
+            <w:tcBorders>
+              <w:top w:val="single" w:sz="4" w:space="0" w:color="E2E8E6"/>
+              <w:left w:val="single" w:sz="4" w:space="0" w:color="E2E8E6"/>
+              <w:bottom w:val="single" w:sz="4" w:space="0" w:color="E2E8E6"/>
+              <w:right w:val="single" w:sz="4" w:space="0" w:color="E2E8E6"/>
+            </w:tcBorders>
+            <w:tcMar>
+              <w:top w:w="100" w:type="dxa"/>
+              <w:left w:w="140" w:type="dxa"/>
+              <w:bottom w:w="100" w:type="dxa"/>
+              <w:right w:w="140" w:type="dxa"/>
+            </w:tcMar>
+          </w:tcPr>
+          <w:p>
+            <w:pPr>
+              <w:spacing w:before="60" w:after="60" w:line="288" w:lineRule="auto"/>
+            </w:pPr>
+            <w:r>
+              <w:rPr>
+                <w:rFonts w:ascii="Arial" w:hAnsi="Arial" w:cs="Arial" w:eastAsia="Arial"/>
+                <w:b/>
+                <w:i w:val="0"/>
+                <w:color w:val="0E8F7D"/>
+                <w:sz w:val="20"/>
+              </w:rPr>
+              <w:t>Надписи и титры на втором языке</w:t>
+            </w:r>
+          </w:p>
+        </w:tc>
+        <w:tc>
+          <w:tcPr>
+            <w:tcW w:type="dxa" w:w="1587"/>
+            <w:shd w:val="clear" w:color="auto" w:fill="FFFFFF"/>
+            <w:tcBorders>
+              <w:top w:val="single" w:sz="4" w:space="0" w:color="E2E8E6"/>
+              <w:left w:val="single" w:sz="4" w:space="0" w:color="E2E8E6"/>
+              <w:bottom w:val="single" w:sz="4" w:space="0" w:color="E2E8E6"/>
+              <w:right w:val="single" w:sz="4" w:space="0" w:color="E2E8E6"/>
+            </w:tcBorders>
+            <w:tcMar>
+              <w:top w:w="100" w:type="dxa"/>
+              <w:left w:w="140" w:type="dxa"/>
+              <w:bottom w:w="100" w:type="dxa"/>
+              <w:right w:w="140" w:type="dxa"/>
+            </w:tcMar>
+          </w:tcPr>
+          <w:p>
+            <w:pPr>
+              <w:spacing w:before="60" w:after="60" w:line="288" w:lineRule="auto"/>
+            </w:pPr>
+            <w:r>
+              <w:rPr>
+                <w:rFonts w:ascii="Arial" w:hAnsi="Arial" w:cs="Arial" w:eastAsia="Arial"/>
+                <w:b w:val="0"/>
+                <w:i w:val="0"/>
+                <w:color w:val="333333"/>
+                <w:sz w:val="20"/>
+              </w:rPr>
+              <w:t>+5 000 ₽</w:t>
+            </w:r>
+          </w:p>
+        </w:tc>
+        <w:tc>
+          <w:tcPr>
+            <w:tcW w:type="dxa" w:w="1587"/>
+            <w:shd w:val="clear" w:color="auto" w:fill="FFFFFF"/>
+            <w:tcBorders>
+              <w:top w:val="single" w:sz="4" w:space="0" w:color="E2E8E6"/>
+              <w:left w:val="single" w:sz="4" w:space="0" w:color="E2E8E6"/>
+              <w:bottom w:val="single" w:sz="4" w:space="0" w:color="E2E8E6"/>
+              <w:right w:val="single" w:sz="4" w:space="0" w:color="E2E8E6"/>
+            </w:tcBorders>
+            <w:tcMar>
+              <w:top w:w="100" w:type="dxa"/>
+              <w:left w:w="140" w:type="dxa"/>
+              <w:bottom w:w="100" w:type="dxa"/>
+              <w:right w:w="140" w:type="dxa"/>
+            </w:tcMar>
+          </w:tcPr>
+          <w:p>
+            <w:pPr>
+              <w:spacing w:before="60" w:after="60" w:line="288" w:lineRule="auto"/>
+            </w:pPr>
+            <w:r>
+              <w:rPr>
+                <w:rFonts w:ascii="Arial" w:hAnsi="Arial" w:cs="Arial" w:eastAsia="Arial"/>
+                <w:b w:val="0"/>
+                <w:i w:val="0"/>
+                <w:color w:val="333333"/>
+                <w:sz w:val="20"/>
+              </w:rPr>
+              <w:t>+5 000 ₽</w:t>
+            </w:r>
+          </w:p>
+        </w:tc>
+        <w:tc>
+          <w:tcPr>
+            <w:tcW w:type="dxa" w:w="1587"/>
+            <w:shd w:val="clear" w:color="auto" w:fill="FFFFFF"/>
+            <w:tcBorders>
+              <w:top w:val="single" w:sz="4" w:space="0" w:color="E2E8E6"/>
+              <w:left w:val="single" w:sz="4" w:space="0" w:color="E2E8E6"/>
+              <w:bottom w:val="single" w:sz="4" w:space="0" w:color="E2E8E6"/>
+              <w:right w:val="single" w:sz="4" w:space="0" w:color="E2E8E6"/>
+            </w:tcBorders>
+            <w:tcMar>
+              <w:top w:w="100" w:type="dxa"/>
+              <w:left w:w="140" w:type="dxa"/>
+              <w:bottom w:w="100" w:type="dxa"/>
+              <w:right w:w="140" w:type="dxa"/>
+            </w:tcMar>
+          </w:tcPr>
+          <w:p>
+            <w:pPr>
+              <w:spacing w:before="60" w:after="60" w:line="288" w:lineRule="auto"/>
+            </w:pPr>
+            <w:r>
+              <w:rPr>
+                <w:rFonts w:ascii="Arial" w:hAnsi="Arial" w:cs="Arial" w:eastAsia="Arial"/>
+                <w:b w:val="0"/>
+                <w:i w:val="0"/>
+                <w:color w:val="333333"/>
+                <w:sz w:val="20"/>
+              </w:rPr>
+              <w:t>+5 000 ₽</w:t>
+            </w:r>
+          </w:p>
+        </w:tc>
+      </w:tr>
+      <w:tr>
+        <w:trPr>
+          <w:cantSplit/>
+        </w:trPr>
+        <w:tc>
+          <w:tcPr>
+            <w:tcW w:type="dxa" w:w="4592"/>
+            <w:shd w:val="clear" w:color="auto" w:fill="E6F7F5"/>
+            <w:tcBorders>
+              <w:top w:val="single" w:sz="4" w:space="0" w:color="E2E8E6"/>
+              <w:left w:val="single" w:sz="4" w:space="0" w:color="E2E8E6"/>
+              <w:bottom w:val="single" w:sz="4" w:space="0" w:color="E2E8E6"/>
+              <w:right w:val="single" w:sz="4" w:space="0" w:color="E2E8E6"/>
+            </w:tcBorders>
+            <w:tcMar>
+              <w:top w:w="100" w:type="dxa"/>
+              <w:left w:w="140" w:type="dxa"/>
+              <w:bottom w:w="100" w:type="dxa"/>
+              <w:right w:w="140" w:type="dxa"/>
+            </w:tcMar>
+          </w:tcPr>
+          <w:p>
+            <w:pPr>
+              <w:spacing w:before="60" w:after="60" w:line="288" w:lineRule="auto"/>
+            </w:pPr>
+            <w:r>
+              <w:rPr>
+                <w:rFonts w:ascii="Arial" w:hAnsi="Arial" w:cs="Arial" w:eastAsia="Arial"/>
+                <w:b/>
+                <w:i w:val="0"/>
+                <w:color w:val="0E8F7D"/>
+                <w:sz w:val="20"/>
+              </w:rPr>
+              <w:t>Подбор лицензионного трека, если своего нет</w:t>
+            </w:r>
+          </w:p>
+        </w:tc>
+        <w:tc>
+          <w:tcPr>
+            <w:tcW w:type="dxa" w:w="1587"/>
+            <w:shd w:val="clear" w:color="auto" w:fill="E6F7F5"/>
+            <w:tcBorders>
+              <w:top w:val="single" w:sz="4" w:space="0" w:color="E2E8E6"/>
+              <w:left w:val="single" w:sz="4" w:space="0" w:color="E2E8E6"/>
+              <w:bottom w:val="single" w:sz="4" w:space="0" w:color="E2E8E6"/>
+              <w:right w:val="single" w:sz="4" w:space="0" w:color="E2E8E6"/>
+            </w:tcBorders>
+            <w:tcMar>
+              <w:top w:w="100" w:type="dxa"/>
+              <w:left w:w="140" w:type="dxa"/>
+              <w:bottom w:w="100" w:type="dxa"/>
+              <w:right w:w="140" w:type="dxa"/>
+            </w:tcMar>
+          </w:tcPr>
+          <w:p>
+            <w:pPr>
+              <w:spacing w:before="60" w:after="60" w:line="288" w:lineRule="auto"/>
+            </w:pPr>
+            <w:r>
+              <w:rPr>
+                <w:rFonts w:ascii="Arial" w:hAnsi="Arial" w:cs="Arial" w:eastAsia="Arial"/>
+                <w:b w:val="0"/>
+                <w:i w:val="0"/>
+                <w:color w:val="333333"/>
+                <w:sz w:val="20"/>
+              </w:rPr>
+              <w:t>+5 000 ₽</w:t>
+            </w:r>
+          </w:p>
+        </w:tc>
+        <w:tc>
+          <w:tcPr>
+            <w:tcW w:type="dxa" w:w="1587"/>
+            <w:shd w:val="clear" w:color="auto" w:fill="E6F7F5"/>
+            <w:tcBorders>
+              <w:top w:val="single" w:sz="4" w:space="0" w:color="E2E8E6"/>
+              <w:left w:val="single" w:sz="4" w:space="0" w:color="E2E8E6"/>
+              <w:bottom w:val="single" w:sz="4" w:space="0" w:color="E2E8E6"/>
+              <w:right w:val="single" w:sz="4" w:space="0" w:color="E2E8E6"/>
+            </w:tcBorders>
+            <w:tcMar>
+              <w:top w:w="100" w:type="dxa"/>
+              <w:left w:w="140" w:type="dxa"/>
+              <w:bottom w:w="100" w:type="dxa"/>
+              <w:right w:w="140" w:type="dxa"/>
+            </w:tcMar>
+          </w:tcPr>
+          <w:p>
+            <w:pPr>
+              <w:spacing w:before="60" w:after="60" w:line="288" w:lineRule="auto"/>
+            </w:pPr>
+            <w:r>
+              <w:rPr>
+                <w:rFonts w:ascii="Arial" w:hAnsi="Arial" w:cs="Arial" w:eastAsia="Arial"/>
+                <w:b w:val="0"/>
+                <w:i w:val="0"/>
+                <w:color w:val="333333"/>
+                <w:sz w:val="20"/>
+              </w:rPr>
+              <w:t>+5 000 ₽</w:t>
+            </w:r>
+          </w:p>
+        </w:tc>
+        <w:tc>
+          <w:tcPr>
+            <w:tcW w:type="dxa" w:w="1587"/>
+            <w:shd w:val="clear" w:color="auto" w:fill="E6F7F5"/>
+            <w:tcBorders>
+              <w:top w:val="single" w:sz="4" w:space="0" w:color="E2E8E6"/>
+              <w:left w:val="single" w:sz="4" w:space="0" w:color="E2E8E6"/>
+              <w:bottom w:val="single" w:sz="4" w:space="0" w:color="E2E8E6"/>
+              <w:right w:val="single" w:sz="4" w:space="0" w:color="E2E8E6"/>
+            </w:tcBorders>
+            <w:tcMar>
+              <w:top w:w="100" w:type="dxa"/>
+              <w:left w:w="140" w:type="dxa"/>
+              <w:bottom w:w="100" w:type="dxa"/>
+              <w:right w:w="140" w:type="dxa"/>
+            </w:tcMar>
+          </w:tcPr>
+          <w:p>
+            <w:pPr>
+              <w:spacing w:before="60" w:after="60" w:line="288" w:lineRule="auto"/>
+            </w:pPr>
+            <w:r>
+              <w:rPr>
+                <w:rFonts w:ascii="Arial" w:hAnsi="Arial" w:cs="Arial" w:eastAsia="Arial"/>
+                <w:b w:val="0"/>
+                <w:i w:val="0"/>
+                <w:color w:val="333333"/>
+                <w:sz w:val="20"/>
+              </w:rPr>
+              <w:t>включено</w:t>
+            </w:r>
+          </w:p>
+        </w:tc>
+      </w:tr>
+      <w:tr>
+        <w:trPr>
+          <w:cantSplit/>
+        </w:trPr>
+        <w:tc>
+          <w:tcPr>
+            <w:tcW w:type="dxa" w:w="4592"/>
             <w:shd w:val="clear" w:color="auto" w:fill="FFFFFF"/>
             <w:tcBorders>
               <w:top w:val="single" w:sz="4" w:space="0" w:color="E2E8E6"/>
@@ -5592,7 +5592,7 @@
         </w:tc>
         <w:tc>
           <w:tcPr>
-            <w:tcW w:type="dxa" w:w="1531"/>
+            <w:tcW w:type="dxa" w:w="1587"/>
             <w:shd w:val="clear" w:color="auto" w:fill="FFFFFF"/>
             <w:tcBorders>
               <w:top w:val="single" w:sz="4" w:space="0" w:color="E2E8E6"/>
@@ -5625,7 +5625,7 @@
         </w:tc>
         <w:tc>
           <w:tcPr>
-            <w:tcW w:type="dxa" w:w="1531"/>
+            <w:tcW w:type="dxa" w:w="1587"/>
             <w:shd w:val="clear" w:color="auto" w:fill="FFFFFF"/>
             <w:tcBorders>
               <w:top w:val="single" w:sz="4" w:space="0" w:color="E2E8E6"/>
@@ -5658,7 +5658,7 @@
         </w:tc>
         <w:tc>
           <w:tcPr>
-            <w:tcW w:type="dxa" w:w="1531"/>
+            <w:tcW w:type="dxa" w:w="1587"/>
             <w:shd w:val="clear" w:color="auto" w:fill="FFFFFF"/>
             <w:tcBorders>
               <w:top w:val="single" w:sz="4" w:space="0" w:color="E2E8E6"/>
@@ -5696,7 +5696,7 @@
         </w:trPr>
         <w:tc>
           <w:tcPr>
-            <w:tcW w:type="dxa" w:w="4762"/>
+            <w:tcW w:type="dxa" w:w="4592"/>
             <w:shd w:val="clear" w:color="auto" w:fill="E6F7F5"/>
             <w:tcBorders>
               <w:top w:val="single" w:sz="4" w:space="0" w:color="E2E8E6"/>
@@ -5729,7 +5729,7 @@
         </w:tc>
         <w:tc>
           <w:tcPr>
-            <w:tcW w:type="dxa" w:w="1531"/>
+            <w:tcW w:type="dxa" w:w="1587"/>
             <w:shd w:val="clear" w:color="auto" w:fill="E6F7F5"/>
             <w:tcBorders>
               <w:top w:val="single" w:sz="4" w:space="0" w:color="E2E8E6"/>
@@ -5762,7 +5762,7 @@
         </w:tc>
         <w:tc>
           <w:tcPr>
-            <w:tcW w:type="dxa" w:w="1531"/>
+            <w:tcW w:type="dxa" w:w="1587"/>
             <w:shd w:val="clear" w:color="auto" w:fill="E6F7F5"/>
             <w:tcBorders>
               <w:top w:val="single" w:sz="4" w:space="0" w:color="E2E8E6"/>
@@ -5795,7 +5795,7 @@
         </w:tc>
         <w:tc>
           <w:tcPr>
-            <w:tcW w:type="dxa" w:w="1531"/>
+            <w:tcW w:type="dxa" w:w="1587"/>
             <w:shd w:val="clear" w:color="auto" w:fill="E6F7F5"/>
             <w:tcBorders>
               <w:top w:val="single" w:sz="4" w:space="0" w:color="E2E8E6"/>
